--- a/20250902vite/docs/thesis2.0/基于区块链与AI的智能网络配置审计系统设计与实现.docx
+++ b/20250902vite/docs/thesis2.0/基于区块链与AI的智能网络配置审计系统设计与实现.docx
@@ -691,9 +691,9 @@
         <w:pStyle w:val="2"/>
         <w:bidi w:val="0"/>
       </w:pPr>
-      <w:bookmarkStart w:id="2" w:name="_Toc15055"/>
-      <w:bookmarkStart w:id="3" w:name="_Toc13719"/>
-      <w:bookmarkStart w:id="4" w:name="_Toc4884"/>
+      <w:bookmarkStart w:id="2" w:name="_Toc13719"/>
+      <w:bookmarkStart w:id="3" w:name="_Toc4884"/>
+      <w:bookmarkStart w:id="4" w:name="_Toc22904"/>
       <w:r>
         <w:rPr>
           <w:rFonts w:hint="eastAsia"/>
@@ -782,9 +782,9 @@
         <w:pStyle w:val="2"/>
         <w:bidi w:val="0"/>
       </w:pPr>
-      <w:bookmarkStart w:id="6" w:name="_Toc18574"/>
-      <w:bookmarkStart w:id="7" w:name="_Toc27311"/>
-      <w:bookmarkStart w:id="8" w:name="_Toc5473"/>
+      <w:bookmarkStart w:id="6" w:name="_Toc27311"/>
+      <w:bookmarkStart w:id="7" w:name="_Toc18574"/>
+      <w:bookmarkStart w:id="8" w:name="_Toc28293"/>
       <w:r>
         <w:t>Abstract</w:t>
       </w:r>
@@ -960,7 +960,7 @@
             <w:fldChar w:fldCharType="begin"/>
           </w:r>
           <w:r>
-            <w:instrText xml:space="preserve"> HYPERLINK \l _Toc15055 </w:instrText>
+            <w:instrText xml:space="preserve"> HYPERLINK \l _Toc22904 </w:instrText>
           </w:r>
           <w:r>
             <w:fldChar w:fldCharType="separate"/>
@@ -978,7 +978,7 @@
             <w:fldChar w:fldCharType="begin"/>
           </w:r>
           <w:r>
-            <w:instrText xml:space="preserve"> PAGEREF _Toc15055 \h </w:instrText>
+            <w:instrText xml:space="preserve"> PAGEREF _Toc22904 \h </w:instrText>
           </w:r>
           <w:r>
             <w:fldChar w:fldCharType="separate"/>
@@ -1004,15 +1004,12 @@
             <w:fldChar w:fldCharType="begin"/>
           </w:r>
           <w:r>
-            <w:instrText xml:space="preserve"> HYPERLINK \l _Toc5473 </w:instrText>
+            <w:instrText xml:space="preserve"> HYPERLINK \l _Toc28293 </w:instrText>
           </w:r>
           <w:r>
             <w:fldChar w:fldCharType="separate"/>
           </w:r>
           <w:r>
-            <w:rPr>
-              <w:bCs/>
-            </w:rPr>
             <w:t>Abstract</w:t>
           </w:r>
           <w:r>
@@ -1022,7 +1019,7 @@
             <w:fldChar w:fldCharType="begin"/>
           </w:r>
           <w:r>
-            <w:instrText xml:space="preserve"> PAGEREF _Toc5473 \h </w:instrText>
+            <w:instrText xml:space="preserve"> PAGEREF _Toc28293 \h </w:instrText>
           </w:r>
           <w:r>
             <w:fldChar w:fldCharType="separate"/>
@@ -1048,7 +1045,7 @@
             <w:fldChar w:fldCharType="begin"/>
           </w:r>
           <w:r>
-            <w:instrText xml:space="preserve"> HYPERLINK \l _Toc16993 </w:instrText>
+            <w:instrText xml:space="preserve"> HYPERLINK \l _Toc15408 </w:instrText>
           </w:r>
           <w:r>
             <w:fldChar w:fldCharType="separate"/>
@@ -1063,7 +1060,7 @@
             <w:fldChar w:fldCharType="begin"/>
           </w:r>
           <w:r>
-            <w:instrText xml:space="preserve"> PAGEREF _Toc16993 \h </w:instrText>
+            <w:instrText xml:space="preserve"> PAGEREF _Toc15408 \h </w:instrText>
           </w:r>
           <w:r>
             <w:fldChar w:fldCharType="separate"/>
@@ -1089,12 +1086,15 @@
             <w:fldChar w:fldCharType="begin"/>
           </w:r>
           <w:r>
-            <w:instrText xml:space="preserve"> HYPERLINK \l _Toc7151 </w:instrText>
+            <w:instrText xml:space="preserve"> HYPERLINK \l _Toc12519 </w:instrText>
           </w:r>
           <w:r>
             <w:fldChar w:fldCharType="separate"/>
           </w:r>
           <w:r>
+            <w:rPr>
+              <w:rFonts w:hint="eastAsia"/>
+            </w:rPr>
             <w:t>1.1 研究背景与意义</w:t>
           </w:r>
           <w:r>
@@ -1104,7 +1104,7 @@
             <w:fldChar w:fldCharType="begin"/>
           </w:r>
           <w:r>
-            <w:instrText xml:space="preserve"> PAGEREF _Toc7151 \h </w:instrText>
+            <w:instrText xml:space="preserve"> PAGEREF _Toc12519 \h </w:instrText>
           </w:r>
           <w:r>
             <w:fldChar w:fldCharType="separate"/>
@@ -1130,12 +1130,15 @@
             <w:fldChar w:fldCharType="begin"/>
           </w:r>
           <w:r>
-            <w:instrText xml:space="preserve"> HYPERLINK \l _Toc27017 </w:instrText>
+            <w:instrText xml:space="preserve"> HYPERLINK \l _Toc27920 </w:instrText>
           </w:r>
           <w:r>
             <w:fldChar w:fldCharType="separate"/>
           </w:r>
           <w:r>
+            <w:rPr>
+              <w:rFonts w:hint="eastAsia"/>
+            </w:rPr>
             <w:t>1.2 国内外研究现状</w:t>
           </w:r>
           <w:r>
@@ -1145,7 +1148,7 @@
             <w:fldChar w:fldCharType="begin"/>
           </w:r>
           <w:r>
-            <w:instrText xml:space="preserve"> PAGEREF _Toc27017 \h </w:instrText>
+            <w:instrText xml:space="preserve"> PAGEREF _Toc27920 \h </w:instrText>
           </w:r>
           <w:r>
             <w:fldChar w:fldCharType="separate"/>
@@ -1171,7 +1174,7 @@
             <w:fldChar w:fldCharType="begin"/>
           </w:r>
           <w:r>
-            <w:instrText xml:space="preserve"> HYPERLINK \l _Toc15898 </w:instrText>
+            <w:instrText xml:space="preserve"> HYPERLINK \l _Toc3932 </w:instrText>
           </w:r>
           <w:r>
             <w:fldChar w:fldCharType="separate"/>
@@ -1189,7 +1192,7 @@
             <w:fldChar w:fldCharType="begin"/>
           </w:r>
           <w:r>
-            <w:instrText xml:space="preserve"> PAGEREF _Toc15898 \h </w:instrText>
+            <w:instrText xml:space="preserve"> PAGEREF _Toc3932 \h </w:instrText>
           </w:r>
           <w:r>
             <w:fldChar w:fldCharType="separate"/>
@@ -1215,7 +1218,7 @@
             <w:fldChar w:fldCharType="begin"/>
           </w:r>
           <w:r>
-            <w:instrText xml:space="preserve"> HYPERLINK \l _Toc25526 </w:instrText>
+            <w:instrText xml:space="preserve"> HYPERLINK \l _Toc29457 </w:instrText>
           </w:r>
           <w:r>
             <w:fldChar w:fldCharType="separate"/>
@@ -1246,7 +1249,7 @@
             <w:fldChar w:fldCharType="begin"/>
           </w:r>
           <w:r>
-            <w:instrText xml:space="preserve"> PAGEREF _Toc25526 \h </w:instrText>
+            <w:instrText xml:space="preserve"> PAGEREF _Toc29457 \h </w:instrText>
           </w:r>
           <w:r>
             <w:fldChar w:fldCharType="separate"/>
@@ -1272,7 +1275,7 @@
             <w:fldChar w:fldCharType="begin"/>
           </w:r>
           <w:r>
-            <w:instrText xml:space="preserve"> HYPERLINK \l _Toc13988 </w:instrText>
+            <w:instrText xml:space="preserve"> HYPERLINK \l _Toc15187 </w:instrText>
           </w:r>
           <w:r>
             <w:fldChar w:fldCharType="separate"/>
@@ -1303,7 +1306,7 @@
             <w:fldChar w:fldCharType="begin"/>
           </w:r>
           <w:r>
-            <w:instrText xml:space="preserve"> PAGEREF _Toc13988 \h </w:instrText>
+            <w:instrText xml:space="preserve"> PAGEREF _Toc15187 \h </w:instrText>
           </w:r>
           <w:r>
             <w:fldChar w:fldCharType="separate"/>
@@ -1329,7 +1332,7 @@
             <w:fldChar w:fldCharType="begin"/>
           </w:r>
           <w:r>
-            <w:instrText xml:space="preserve"> HYPERLINK \l _Toc10631 </w:instrText>
+            <w:instrText xml:space="preserve"> HYPERLINK \l _Toc20192 </w:instrText>
           </w:r>
           <w:r>
             <w:fldChar w:fldCharType="separate"/>
@@ -1360,7 +1363,7 @@
             <w:fldChar w:fldCharType="begin"/>
           </w:r>
           <w:r>
-            <w:instrText xml:space="preserve"> PAGEREF _Toc10631 \h </w:instrText>
+            <w:instrText xml:space="preserve"> PAGEREF _Toc20192 \h </w:instrText>
           </w:r>
           <w:r>
             <w:fldChar w:fldCharType="separate"/>
@@ -1386,7 +1389,7 @@
             <w:fldChar w:fldCharType="begin"/>
           </w:r>
           <w:r>
-            <w:instrText xml:space="preserve"> HYPERLINK \l _Toc10503 </w:instrText>
+            <w:instrText xml:space="preserve"> HYPERLINK \l _Toc15343 </w:instrText>
           </w:r>
           <w:r>
             <w:fldChar w:fldCharType="separate"/>
@@ -1417,7 +1420,7 @@
             <w:fldChar w:fldCharType="begin"/>
           </w:r>
           <w:r>
-            <w:instrText xml:space="preserve"> PAGEREF _Toc10503 \h </w:instrText>
+            <w:instrText xml:space="preserve"> PAGEREF _Toc15343 \h </w:instrText>
           </w:r>
           <w:r>
             <w:fldChar w:fldCharType="separate"/>
@@ -1443,12 +1446,15 @@
             <w:fldChar w:fldCharType="begin"/>
           </w:r>
           <w:r>
-            <w:instrText xml:space="preserve"> HYPERLINK \l _Toc4220 </w:instrText>
+            <w:instrText xml:space="preserve"> HYPERLINK \l _Toc30606 </w:instrText>
           </w:r>
           <w:r>
             <w:fldChar w:fldCharType="separate"/>
           </w:r>
           <w:r>
+            <w:rPr>
+              <w:rFonts w:hint="eastAsia"/>
+            </w:rPr>
             <w:t>1.4 论文的组织结构</w:t>
           </w:r>
           <w:r>
@@ -1458,7 +1464,7 @@
             <w:fldChar w:fldCharType="begin"/>
           </w:r>
           <w:r>
-            <w:instrText xml:space="preserve"> PAGEREF _Toc4220 \h </w:instrText>
+            <w:instrText xml:space="preserve"> PAGEREF _Toc30606 \h </w:instrText>
           </w:r>
           <w:r>
             <w:fldChar w:fldCharType="separate"/>
@@ -1484,7 +1490,7 @@
             <w:fldChar w:fldCharType="begin"/>
           </w:r>
           <w:r>
-            <w:instrText xml:space="preserve"> HYPERLINK \l _Toc7406 </w:instrText>
+            <w:instrText xml:space="preserve"> HYPERLINK \l _Toc3701 </w:instrText>
           </w:r>
           <w:r>
             <w:fldChar w:fldCharType="separate"/>
@@ -1499,7 +1505,7 @@
             <w:fldChar w:fldCharType="begin"/>
           </w:r>
           <w:r>
-            <w:instrText xml:space="preserve"> PAGEREF _Toc7406 \h </w:instrText>
+            <w:instrText xml:space="preserve"> PAGEREF _Toc3701 \h </w:instrText>
           </w:r>
           <w:r>
             <w:fldChar w:fldCharType="separate"/>
@@ -1525,12 +1531,15 @@
             <w:fldChar w:fldCharType="begin"/>
           </w:r>
           <w:r>
-            <w:instrText xml:space="preserve"> HYPERLINK \l _Toc4377 </w:instrText>
+            <w:instrText xml:space="preserve"> HYPERLINK \l _Toc13799 </w:instrText>
           </w:r>
           <w:r>
             <w:fldChar w:fldCharType="separate"/>
           </w:r>
           <w:r>
+            <w:rPr>
+              <w:rFonts w:hint="eastAsia"/>
+            </w:rPr>
             <w:t>2.1区块链核心技术原理</w:t>
           </w:r>
           <w:r>
@@ -1540,7 +1549,7 @@
             <w:fldChar w:fldCharType="begin"/>
           </w:r>
           <w:r>
-            <w:instrText xml:space="preserve"> PAGEREF _Toc4377 \h </w:instrText>
+            <w:instrText xml:space="preserve"> PAGEREF _Toc13799 \h </w:instrText>
           </w:r>
           <w:r>
             <w:fldChar w:fldCharType="separate"/>
@@ -1566,12 +1575,15 @@
             <w:fldChar w:fldCharType="begin"/>
           </w:r>
           <w:r>
-            <w:instrText xml:space="preserve"> HYPERLINK \l _Toc582 </w:instrText>
+            <w:instrText xml:space="preserve"> HYPERLINK \l _Toc24275 </w:instrText>
           </w:r>
           <w:r>
             <w:fldChar w:fldCharType="separate"/>
           </w:r>
           <w:r>
+            <w:rPr>
+              <w:rFonts w:hint="eastAsia"/>
+            </w:rPr>
             <w:t>2.1.1</w:t>
           </w:r>
           <w:r>
@@ -1582,6 +1594,9 @@
             <w:t xml:space="preserve"> </w:t>
           </w:r>
           <w:r>
+            <w:rPr>
+              <w:rFonts w:hint="eastAsia"/>
+            </w:rPr>
             <w:t>哈希函数与加密链</w:t>
           </w:r>
           <w:r>
@@ -1591,7 +1606,7 @@
             <w:fldChar w:fldCharType="begin"/>
           </w:r>
           <w:r>
-            <w:instrText xml:space="preserve"> PAGEREF _Toc582 \h </w:instrText>
+            <w:instrText xml:space="preserve"> PAGEREF _Toc24275 \h </w:instrText>
           </w:r>
           <w:r>
             <w:fldChar w:fldCharType="separate"/>
@@ -1617,12 +1632,15 @@
             <w:fldChar w:fldCharType="begin"/>
           </w:r>
           <w:r>
-            <w:instrText xml:space="preserve"> HYPERLINK \l _Toc14119 </w:instrText>
+            <w:instrText xml:space="preserve"> HYPERLINK \l _Toc6973 </w:instrText>
           </w:r>
           <w:r>
             <w:fldChar w:fldCharType="separate"/>
           </w:r>
           <w:r>
+            <w:rPr>
+              <w:rFonts w:hint="eastAsia"/>
+            </w:rPr>
             <w:t>2.1.2 不可变性与可追溯性</w:t>
           </w:r>
           <w:r>
@@ -1632,7 +1650,7 @@
             <w:fldChar w:fldCharType="begin"/>
           </w:r>
           <w:r>
-            <w:instrText xml:space="preserve"> PAGEREF _Toc14119 \h </w:instrText>
+            <w:instrText xml:space="preserve"> PAGEREF _Toc6973 \h </w:instrText>
           </w:r>
           <w:r>
             <w:fldChar w:fldCharType="separate"/>
@@ -1658,12 +1676,15 @@
             <w:fldChar w:fldCharType="begin"/>
           </w:r>
           <w:r>
-            <w:instrText xml:space="preserve"> HYPERLINK \l _Toc27390 </w:instrText>
+            <w:instrText xml:space="preserve"> HYPERLINK \l _Toc16802 </w:instrText>
           </w:r>
           <w:r>
             <w:fldChar w:fldCharType="separate"/>
           </w:r>
           <w:r>
+            <w:rPr>
+              <w:rFonts w:hint="eastAsia"/>
+            </w:rPr>
             <w:t>2.1.3 本项目中的中心化“审计链”应用模式</w:t>
           </w:r>
           <w:r>
@@ -1673,7 +1694,7 @@
             <w:fldChar w:fldCharType="begin"/>
           </w:r>
           <w:r>
-            <w:instrText xml:space="preserve"> PAGEREF _Toc27390 \h </w:instrText>
+            <w:instrText xml:space="preserve"> PAGEREF _Toc16802 \h </w:instrText>
           </w:r>
           <w:r>
             <w:fldChar w:fldCharType="separate"/>
@@ -1699,12 +1720,15 @@
             <w:fldChar w:fldCharType="begin"/>
           </w:r>
           <w:r>
-            <w:instrText xml:space="preserve"> HYPERLINK \l _Toc21752 </w:instrText>
+            <w:instrText xml:space="preserve"> HYPERLINK \l _Toc30710 </w:instrText>
           </w:r>
           <w:r>
             <w:fldChar w:fldCharType="separate"/>
           </w:r>
           <w:r>
+            <w:rPr>
+              <w:rFonts w:hint="eastAsia"/>
+            </w:rPr>
             <w:t>2.2 AI大语言模型技术</w:t>
           </w:r>
           <w:r>
@@ -1714,7 +1738,7 @@
             <w:fldChar w:fldCharType="begin"/>
           </w:r>
           <w:r>
-            <w:instrText xml:space="preserve"> PAGEREF _Toc21752 \h </w:instrText>
+            <w:instrText xml:space="preserve"> PAGEREF _Toc30710 \h </w:instrText>
           </w:r>
           <w:r>
             <w:fldChar w:fldCharType="separate"/>
@@ -1740,12 +1764,15 @@
             <w:fldChar w:fldCharType="begin"/>
           </w:r>
           <w:r>
-            <w:instrText xml:space="preserve"> HYPERLINK \l _Toc20408 </w:instrText>
+            <w:instrText xml:space="preserve"> HYPERLINK \l _Toc25376 </w:instrText>
           </w:r>
           <w:r>
             <w:fldChar w:fldCharType="separate"/>
           </w:r>
           <w:r>
+            <w:rPr>
+              <w:rFonts w:hint="eastAsia"/>
+            </w:rPr>
             <w:t>2.2.1</w:t>
           </w:r>
           <w:r>
@@ -1756,6 +1783,9 @@
             <w:t xml:space="preserve">  L</w:t>
           </w:r>
           <w:r>
+            <w:rPr>
+              <w:rFonts w:hint="eastAsia"/>
+            </w:rPr>
             <w:t>LM基本原理与能力</w:t>
           </w:r>
           <w:r>
@@ -1765,7 +1795,7 @@
             <w:fldChar w:fldCharType="begin"/>
           </w:r>
           <w:r>
-            <w:instrText xml:space="preserve"> PAGEREF _Toc20408 \h </w:instrText>
+            <w:instrText xml:space="preserve"> PAGEREF _Toc25376 \h </w:instrText>
           </w:r>
           <w:r>
             <w:fldChar w:fldCharType="separate"/>
@@ -1791,12 +1821,15 @@
             <w:fldChar w:fldCharType="begin"/>
           </w:r>
           <w:r>
-            <w:instrText xml:space="preserve"> HYPERLINK \l _Toc6622 </w:instrText>
+            <w:instrText xml:space="preserve"> HYPERLINK \l _Toc5917 </w:instrText>
           </w:r>
           <w:r>
             <w:fldChar w:fldCharType="separate"/>
           </w:r>
           <w:r>
+            <w:rPr>
+              <w:rFonts w:hint="eastAsia"/>
+            </w:rPr>
             <w:t>2.2.2 可插拔AI驱动架构与讯飞星火模型</w:t>
           </w:r>
           <w:r>
@@ -1806,13 +1839,13 @@
             <w:fldChar w:fldCharType="begin"/>
           </w:r>
           <w:r>
-            <w:instrText xml:space="preserve"> PAGEREF _Toc6622 \h </w:instrText>
+            <w:instrText xml:space="preserve"> PAGEREF _Toc5917 \h </w:instrText>
           </w:r>
           <w:r>
             <w:fldChar w:fldCharType="separate"/>
           </w:r>
           <w:r>
-            <w:t>11</w:t>
+            <w:t>10</w:t>
           </w:r>
           <w:r>
             <w:fldChar w:fldCharType="end"/>
@@ -1832,12 +1865,15 @@
             <w:fldChar w:fldCharType="begin"/>
           </w:r>
           <w:r>
-            <w:instrText xml:space="preserve"> HYPERLINK \l _Toc7917 </w:instrText>
+            <w:instrText xml:space="preserve"> HYPERLINK \l _Toc31462 </w:instrText>
           </w:r>
           <w:r>
             <w:fldChar w:fldCharType="separate"/>
           </w:r>
           <w:r>
+            <w:rPr>
+              <w:rFonts w:hint="eastAsia"/>
+            </w:rPr>
             <w:t>2.2.3 指令工程（Prompt Engineering）在本项目中的应用</w:t>
           </w:r>
           <w:r>
@@ -1847,13 +1883,13 @@
             <w:fldChar w:fldCharType="begin"/>
           </w:r>
           <w:r>
-            <w:instrText xml:space="preserve"> PAGEREF _Toc7917 \h </w:instrText>
+            <w:instrText xml:space="preserve"> PAGEREF _Toc31462 \h </w:instrText>
           </w:r>
           <w:r>
             <w:fldChar w:fldCharType="separate"/>
           </w:r>
           <w:r>
-            <w:t>11</w:t>
+            <w:t>10</w:t>
           </w:r>
           <w:r>
             <w:fldChar w:fldCharType="end"/>
@@ -1873,12 +1909,15 @@
             <w:fldChar w:fldCharType="begin"/>
           </w:r>
           <w:r>
-            <w:instrText xml:space="preserve"> HYPERLINK \l _Toc27948 </w:instrText>
+            <w:instrText xml:space="preserve"> HYPERLINK \l _Toc28600 </w:instrText>
           </w:r>
           <w:r>
             <w:fldChar w:fldCharType="separate"/>
           </w:r>
           <w:r>
+            <w:rPr>
+              <w:rFonts w:hint="eastAsia"/>
+            </w:rPr>
             <w:t>2.3 前后端分离架构</w:t>
           </w:r>
           <w:r>
@@ -1888,13 +1927,13 @@
             <w:fldChar w:fldCharType="begin"/>
           </w:r>
           <w:r>
-            <w:instrText xml:space="preserve"> PAGEREF _Toc27948 \h </w:instrText>
+            <w:instrText xml:space="preserve"> PAGEREF _Toc28600 \h </w:instrText>
           </w:r>
           <w:r>
             <w:fldChar w:fldCharType="separate"/>
           </w:r>
           <w:r>
-            <w:t>12</w:t>
+            <w:t>11</w:t>
           </w:r>
           <w:r>
             <w:fldChar w:fldCharType="end"/>
@@ -1914,12 +1953,15 @@
             <w:fldChar w:fldCharType="begin"/>
           </w:r>
           <w:r>
-            <w:instrText xml:space="preserve"> HYPERLINK \l _Toc4697 </w:instrText>
+            <w:instrText xml:space="preserve"> HYPERLINK \l _Toc4717 </w:instrText>
           </w:r>
           <w:r>
             <w:fldChar w:fldCharType="separate"/>
           </w:r>
           <w:r>
+            <w:rPr>
+              <w:rFonts w:hint="eastAsia"/>
+            </w:rPr>
             <w:t>2.3.1 前端React技术栈介绍</w:t>
           </w:r>
           <w:r>
@@ -1929,13 +1971,13 @@
             <w:fldChar w:fldCharType="begin"/>
           </w:r>
           <w:r>
-            <w:instrText xml:space="preserve"> PAGEREF _Toc4697 \h </w:instrText>
+            <w:instrText xml:space="preserve"> PAGEREF _Toc4717 \h </w:instrText>
           </w:r>
           <w:r>
             <w:fldChar w:fldCharType="separate"/>
           </w:r>
           <w:r>
-            <w:t>13</w:t>
+            <w:t>12</w:t>
           </w:r>
           <w:r>
             <w:fldChar w:fldCharType="end"/>
@@ -1955,7 +1997,7 @@
             <w:fldChar w:fldCharType="begin"/>
           </w:r>
           <w:r>
-            <w:instrText xml:space="preserve"> HYPERLINK \l _Toc25773 </w:instrText>
+            <w:instrText xml:space="preserve"> HYPERLINK \l _Toc16834 </w:instrText>
           </w:r>
           <w:r>
             <w:fldChar w:fldCharType="separate"/>
@@ -1973,13 +2015,13 @@
             <w:fldChar w:fldCharType="begin"/>
           </w:r>
           <w:r>
-            <w:instrText xml:space="preserve"> PAGEREF _Toc25773 \h </w:instrText>
+            <w:instrText xml:space="preserve"> PAGEREF _Toc16834 \h </w:instrText>
           </w:r>
           <w:r>
             <w:fldChar w:fldCharType="separate"/>
           </w:r>
           <w:r>
-            <w:t>13</w:t>
+            <w:t>12</w:t>
           </w:r>
           <w:r>
             <w:fldChar w:fldCharType="end"/>
@@ -1999,12 +2041,15 @@
             <w:fldChar w:fldCharType="begin"/>
           </w:r>
           <w:r>
-            <w:instrText xml:space="preserve"> HYPERLINK \l _Toc301 </w:instrText>
+            <w:instrText xml:space="preserve"> HYPERLINK \l _Toc23708 </w:instrText>
           </w:r>
           <w:r>
             <w:fldChar w:fldCharType="separate"/>
           </w:r>
           <w:r>
+            <w:rPr>
+              <w:rFonts w:hint="eastAsia"/>
+            </w:rPr>
             <w:t>2.4 Netmiko网络自动化库</w:t>
           </w:r>
           <w:r>
@@ -2014,13 +2059,13 @@
             <w:fldChar w:fldCharType="begin"/>
           </w:r>
           <w:r>
-            <w:instrText xml:space="preserve"> PAGEREF _Toc301 \h </w:instrText>
+            <w:instrText xml:space="preserve"> PAGEREF _Toc23708 \h </w:instrText>
           </w:r>
           <w:r>
             <w:fldChar w:fldCharType="separate"/>
           </w:r>
           <w:r>
-            <w:t>15</w:t>
+            <w:t>14</w:t>
           </w:r>
           <w:r>
             <w:fldChar w:fldCharType="end"/>
@@ -2040,7 +2085,7 @@
             <w:fldChar w:fldCharType="begin"/>
           </w:r>
           <w:r>
-            <w:instrText xml:space="preserve"> HYPERLINK \l _Toc4561 </w:instrText>
+            <w:instrText xml:space="preserve"> HYPERLINK \l _Toc1009 </w:instrText>
           </w:r>
           <w:r>
             <w:fldChar w:fldCharType="separate"/>
@@ -2055,13 +2100,13 @@
             <w:fldChar w:fldCharType="begin"/>
           </w:r>
           <w:r>
-            <w:instrText xml:space="preserve"> PAGEREF _Toc4561 \h </w:instrText>
+            <w:instrText xml:space="preserve"> PAGEREF _Toc1009 \h </w:instrText>
           </w:r>
           <w:r>
             <w:fldChar w:fldCharType="separate"/>
           </w:r>
           <w:r>
-            <w:t>16</w:t>
+            <w:t>15</w:t>
           </w:r>
           <w:r>
             <w:fldChar w:fldCharType="end"/>
@@ -2081,12 +2126,15 @@
             <w:fldChar w:fldCharType="begin"/>
           </w:r>
           <w:r>
-            <w:instrText xml:space="preserve"> HYPERLINK \l _Toc18411 </w:instrText>
+            <w:instrText xml:space="preserve"> HYPERLINK \l _Toc3835 </w:instrText>
           </w:r>
           <w:r>
             <w:fldChar w:fldCharType="separate"/>
           </w:r>
           <w:r>
+            <w:rPr>
+              <w:rFonts w:hint="eastAsia"/>
+            </w:rPr>
             <w:t>3.1 系统设计目标与原则</w:t>
           </w:r>
           <w:r>
@@ -2096,13 +2144,13 @@
             <w:fldChar w:fldCharType="begin"/>
           </w:r>
           <w:r>
-            <w:instrText xml:space="preserve"> PAGEREF _Toc18411 \h </w:instrText>
+            <w:instrText xml:space="preserve"> PAGEREF _Toc3835 \h </w:instrText>
           </w:r>
           <w:r>
             <w:fldChar w:fldCharType="separate"/>
           </w:r>
           <w:r>
-            <w:t>16</w:t>
+            <w:t>15</w:t>
           </w:r>
           <w:r>
             <w:fldChar w:fldCharType="end"/>
@@ -2122,12 +2170,15 @@
             <w:fldChar w:fldCharType="begin"/>
           </w:r>
           <w:r>
-            <w:instrText xml:space="preserve"> HYPERLINK \l _Toc24128 </w:instrText>
+            <w:instrText xml:space="preserve"> HYPERLINK \l _Toc28850 </w:instrText>
           </w:r>
           <w:r>
             <w:fldChar w:fldCharType="separate"/>
           </w:r>
           <w:r>
+            <w:rPr>
+              <w:rFonts w:hint="eastAsia"/>
+            </w:rPr>
             <w:t>3.2 系统总体架构设计</w:t>
           </w:r>
           <w:r>
@@ -2137,13 +2188,13 @@
             <w:fldChar w:fldCharType="begin"/>
           </w:r>
           <w:r>
-            <w:instrText xml:space="preserve"> PAGEREF _Toc24128 \h </w:instrText>
+            <w:instrText xml:space="preserve"> PAGEREF _Toc28850 \h </w:instrText>
           </w:r>
           <w:r>
             <w:fldChar w:fldCharType="separate"/>
           </w:r>
           <w:r>
-            <w:t>18</w:t>
+            <w:t>17</w:t>
           </w:r>
           <w:r>
             <w:fldChar w:fldCharType="end"/>
@@ -2163,7 +2214,7 @@
             <w:fldChar w:fldCharType="begin"/>
           </w:r>
           <w:r>
-            <w:instrText xml:space="preserve"> HYPERLINK \l _Toc24393 </w:instrText>
+            <w:instrText xml:space="preserve"> HYPERLINK \l _Toc28987 </w:instrText>
           </w:r>
           <w:r>
             <w:fldChar w:fldCharType="separate"/>
@@ -2178,13 +2229,13 @@
             <w:fldChar w:fldCharType="begin"/>
           </w:r>
           <w:r>
-            <w:instrText xml:space="preserve"> PAGEREF _Toc24393 \h </w:instrText>
+            <w:instrText xml:space="preserve"> PAGEREF _Toc28987 \h </w:instrText>
           </w:r>
           <w:r>
             <w:fldChar w:fldCharType="separate"/>
           </w:r>
           <w:r>
-            <w:t>18</w:t>
+            <w:t>17</w:t>
           </w:r>
           <w:r>
             <w:fldChar w:fldCharType="end"/>
@@ -2204,7 +2255,7 @@
             <w:fldChar w:fldCharType="begin"/>
           </w:r>
           <w:r>
-            <w:instrText xml:space="preserve"> HYPERLINK \l _Toc1606 </w:instrText>
+            <w:instrText xml:space="preserve"> HYPERLINK \l _Toc13315 </w:instrText>
           </w:r>
           <w:r>
             <w:fldChar w:fldCharType="separate"/>
@@ -2219,13 +2270,13 @@
             <w:fldChar w:fldCharType="begin"/>
           </w:r>
           <w:r>
-            <w:instrText xml:space="preserve"> PAGEREF _Toc1606 \h </w:instrText>
+            <w:instrText xml:space="preserve"> PAGEREF _Toc13315 \h </w:instrText>
           </w:r>
           <w:r>
             <w:fldChar w:fldCharType="separate"/>
           </w:r>
           <w:r>
-            <w:t>19</w:t>
+            <w:t>17</w:t>
           </w:r>
           <w:r>
             <w:fldChar w:fldCharType="end"/>
@@ -2245,7 +2296,7 @@
             <w:fldChar w:fldCharType="begin"/>
           </w:r>
           <w:r>
-            <w:instrText xml:space="preserve"> HYPERLINK \l _Toc28788 </w:instrText>
+            <w:instrText xml:space="preserve"> HYPERLINK \l _Toc15920 </w:instrText>
           </w:r>
           <w:r>
             <w:fldChar w:fldCharType="separate"/>
@@ -2260,13 +2311,13 @@
             <w:fldChar w:fldCharType="begin"/>
           </w:r>
           <w:r>
-            <w:instrText xml:space="preserve"> PAGEREF _Toc28788 \h </w:instrText>
+            <w:instrText xml:space="preserve"> PAGEREF _Toc15920 \h </w:instrText>
           </w:r>
           <w:r>
             <w:fldChar w:fldCharType="separate"/>
           </w:r>
           <w:r>
-            <w:t>20</w:t>
+            <w:t>18</w:t>
           </w:r>
           <w:r>
             <w:fldChar w:fldCharType="end"/>
@@ -2286,7 +2337,7 @@
             <w:fldChar w:fldCharType="begin"/>
           </w:r>
           <w:r>
-            <w:instrText xml:space="preserve"> HYPERLINK \l _Toc15399 </w:instrText>
+            <w:instrText xml:space="preserve"> HYPERLINK \l _Toc2318 </w:instrText>
           </w:r>
           <w:r>
             <w:fldChar w:fldCharType="separate"/>
@@ -2301,13 +2352,13 @@
             <w:fldChar w:fldCharType="begin"/>
           </w:r>
           <w:r>
-            <w:instrText xml:space="preserve"> PAGEREF _Toc15399 \h </w:instrText>
+            <w:instrText xml:space="preserve"> PAGEREF _Toc2318 \h </w:instrText>
           </w:r>
           <w:r>
             <w:fldChar w:fldCharType="separate"/>
           </w:r>
           <w:r>
-            <w:t>22</w:t>
+            <w:t>20</w:t>
           </w:r>
           <w:r>
             <w:fldChar w:fldCharType="end"/>
@@ -2327,7 +2378,7 @@
             <w:fldChar w:fldCharType="begin"/>
           </w:r>
           <w:r>
-            <w:instrText xml:space="preserve"> HYPERLINK \l _Toc837 </w:instrText>
+            <w:instrText xml:space="preserve"> HYPERLINK \l _Toc2419 </w:instrText>
           </w:r>
           <w:r>
             <w:fldChar w:fldCharType="separate"/>
@@ -2342,13 +2393,13 @@
             <w:fldChar w:fldCharType="begin"/>
           </w:r>
           <w:r>
-            <w:instrText xml:space="preserve"> PAGEREF _Toc837 \h </w:instrText>
+            <w:instrText xml:space="preserve"> PAGEREF _Toc2419 \h </w:instrText>
           </w:r>
           <w:r>
             <w:fldChar w:fldCharType="separate"/>
           </w:r>
           <w:r>
-            <w:t>23</w:t>
+            <w:t>21</w:t>
           </w:r>
           <w:r>
             <w:fldChar w:fldCharType="end"/>
@@ -2368,7 +2419,7 @@
             <w:fldChar w:fldCharType="begin"/>
           </w:r>
           <w:r>
-            <w:instrText xml:space="preserve"> HYPERLINK \l _Toc5237 </w:instrText>
+            <w:instrText xml:space="preserve"> HYPERLINK \l _Toc19894 </w:instrText>
           </w:r>
           <w:r>
             <w:fldChar w:fldCharType="separate"/>
@@ -2393,13 +2444,13 @@
             <w:fldChar w:fldCharType="begin"/>
           </w:r>
           <w:r>
-            <w:instrText xml:space="preserve"> PAGEREF _Toc5237 \h </w:instrText>
+            <w:instrText xml:space="preserve"> PAGEREF _Toc19894 \h </w:instrText>
           </w:r>
           <w:r>
             <w:fldChar w:fldCharType="separate"/>
           </w:r>
           <w:r>
-            <w:t>23</w:t>
+            <w:t>21</w:t>
           </w:r>
           <w:r>
             <w:fldChar w:fldCharType="end"/>
@@ -2419,7 +2470,7 @@
             <w:fldChar w:fldCharType="begin"/>
           </w:r>
           <w:r>
-            <w:instrText xml:space="preserve"> HYPERLINK \l _Toc15802 </w:instrText>
+            <w:instrText xml:space="preserve"> HYPERLINK \l _Toc14151 </w:instrText>
           </w:r>
           <w:r>
             <w:fldChar w:fldCharType="separate"/>
@@ -2437,13 +2488,13 @@
             <w:fldChar w:fldCharType="begin"/>
           </w:r>
           <w:r>
-            <w:instrText xml:space="preserve"> PAGEREF _Toc15802 \h </w:instrText>
+            <w:instrText xml:space="preserve"> PAGEREF _Toc14151 \h </w:instrText>
           </w:r>
           <w:r>
             <w:fldChar w:fldCharType="separate"/>
           </w:r>
           <w:r>
-            <w:t>23</w:t>
+            <w:t>21</w:t>
           </w:r>
           <w:r>
             <w:fldChar w:fldCharType="end"/>
@@ -2463,7 +2514,7 @@
             <w:fldChar w:fldCharType="begin"/>
           </w:r>
           <w:r>
-            <w:instrText xml:space="preserve"> HYPERLINK \l _Toc14878 </w:instrText>
+            <w:instrText xml:space="preserve"> HYPERLINK \l _Toc885 </w:instrText>
           </w:r>
           <w:r>
             <w:fldChar w:fldCharType="separate"/>
@@ -2478,13 +2529,13 @@
             <w:fldChar w:fldCharType="begin"/>
           </w:r>
           <w:r>
-            <w:instrText xml:space="preserve"> PAGEREF _Toc14878 \h </w:instrText>
+            <w:instrText xml:space="preserve"> PAGEREF _Toc885 \h </w:instrText>
           </w:r>
           <w:r>
             <w:fldChar w:fldCharType="separate"/>
           </w:r>
           <w:r>
-            <w:t>24</w:t>
+            <w:t>22</w:t>
           </w:r>
           <w:r>
             <w:fldChar w:fldCharType="end"/>
@@ -2504,7 +2555,7 @@
             <w:fldChar w:fldCharType="begin"/>
           </w:r>
           <w:r>
-            <w:instrText xml:space="preserve"> HYPERLINK \l _Toc28743 </w:instrText>
+            <w:instrText xml:space="preserve"> HYPERLINK \l _Toc16505 </w:instrText>
           </w:r>
           <w:r>
             <w:fldChar w:fldCharType="separate"/>
@@ -2522,13 +2573,13 @@
             <w:fldChar w:fldCharType="begin"/>
           </w:r>
           <w:r>
-            <w:instrText xml:space="preserve"> PAGEREF _Toc28743 \h </w:instrText>
+            <w:instrText xml:space="preserve"> PAGEREF _Toc16505 \h </w:instrText>
           </w:r>
           <w:r>
             <w:fldChar w:fldCharType="separate"/>
           </w:r>
           <w:r>
-            <w:t>24</w:t>
+            <w:t>22</w:t>
           </w:r>
           <w:r>
             <w:fldChar w:fldCharType="end"/>
@@ -2548,7 +2599,7 @@
             <w:fldChar w:fldCharType="begin"/>
           </w:r>
           <w:r>
-            <w:instrText xml:space="preserve"> HYPERLINK \l _Toc20481 </w:instrText>
+            <w:instrText xml:space="preserve"> HYPERLINK \l _Toc12344 </w:instrText>
           </w:r>
           <w:r>
             <w:fldChar w:fldCharType="separate"/>
@@ -2563,13 +2614,13 @@
             <w:fldChar w:fldCharType="begin"/>
           </w:r>
           <w:r>
-            <w:instrText xml:space="preserve"> PAGEREF _Toc20481 \h </w:instrText>
+            <w:instrText xml:space="preserve"> PAGEREF _Toc12344 \h </w:instrText>
           </w:r>
           <w:r>
             <w:fldChar w:fldCharType="separate"/>
           </w:r>
           <w:r>
-            <w:t>25</w:t>
+            <w:t>23</w:t>
           </w:r>
           <w:r>
             <w:fldChar w:fldCharType="end"/>
@@ -2589,7 +2640,7 @@
             <w:fldChar w:fldCharType="begin"/>
           </w:r>
           <w:r>
-            <w:instrText xml:space="preserve"> HYPERLINK \l _Toc23970 </w:instrText>
+            <w:instrText xml:space="preserve"> HYPERLINK \l _Toc2631 </w:instrText>
           </w:r>
           <w:r>
             <w:fldChar w:fldCharType="separate"/>
@@ -2607,13 +2658,13 @@
             <w:fldChar w:fldCharType="begin"/>
           </w:r>
           <w:r>
-            <w:instrText xml:space="preserve"> PAGEREF _Toc23970 \h </w:instrText>
+            <w:instrText xml:space="preserve"> PAGEREF _Toc2631 \h </w:instrText>
           </w:r>
           <w:r>
             <w:fldChar w:fldCharType="separate"/>
           </w:r>
           <w:r>
-            <w:t>25</w:t>
+            <w:t>23</w:t>
           </w:r>
           <w:r>
             <w:fldChar w:fldCharType="end"/>
@@ -2633,7 +2684,7 @@
             <w:fldChar w:fldCharType="begin"/>
           </w:r>
           <w:r>
-            <w:instrText xml:space="preserve"> HYPERLINK \l _Toc21510 </w:instrText>
+            <w:instrText xml:space="preserve"> HYPERLINK \l _Toc26405 </w:instrText>
           </w:r>
           <w:r>
             <w:fldChar w:fldCharType="separate"/>
@@ -2651,13 +2702,13 @@
             <w:fldChar w:fldCharType="begin"/>
           </w:r>
           <w:r>
-            <w:instrText xml:space="preserve"> PAGEREF _Toc21510 \h </w:instrText>
+            <w:instrText xml:space="preserve"> PAGEREF _Toc26405 \h </w:instrText>
           </w:r>
           <w:r>
             <w:fldChar w:fldCharType="separate"/>
           </w:r>
           <w:r>
-            <w:t>26</w:t>
+            <w:t>23</w:t>
           </w:r>
           <w:r>
             <w:fldChar w:fldCharType="end"/>
@@ -2677,7 +2728,7 @@
             <w:fldChar w:fldCharType="begin"/>
           </w:r>
           <w:r>
-            <w:instrText xml:space="preserve"> HYPERLINK \l _Toc25076 </w:instrText>
+            <w:instrText xml:space="preserve"> HYPERLINK \l _Toc6815 </w:instrText>
           </w:r>
           <w:r>
             <w:fldChar w:fldCharType="separate"/>
@@ -2692,13 +2743,13 @@
             <w:fldChar w:fldCharType="begin"/>
           </w:r>
           <w:r>
-            <w:instrText xml:space="preserve"> PAGEREF _Toc25076 \h </w:instrText>
+            <w:instrText xml:space="preserve"> PAGEREF _Toc6815 \h </w:instrText>
           </w:r>
           <w:r>
             <w:fldChar w:fldCharType="separate"/>
           </w:r>
           <w:r>
-            <w:t>27</w:t>
+            <w:t>24</w:t>
           </w:r>
           <w:r>
             <w:fldChar w:fldCharType="end"/>
@@ -2718,7 +2769,7 @@
             <w:fldChar w:fldCharType="begin"/>
           </w:r>
           <w:r>
-            <w:instrText xml:space="preserve"> HYPERLINK \l _Toc14346 </w:instrText>
+            <w:instrText xml:space="preserve"> HYPERLINK \l _Toc16483 </w:instrText>
           </w:r>
           <w:r>
             <w:fldChar w:fldCharType="separate"/>
@@ -2733,13 +2784,13 @@
             <w:fldChar w:fldCharType="begin"/>
           </w:r>
           <w:r>
-            <w:instrText xml:space="preserve"> PAGEREF _Toc14346 \h </w:instrText>
+            <w:instrText xml:space="preserve"> PAGEREF _Toc16483 \h </w:instrText>
           </w:r>
           <w:r>
             <w:fldChar w:fldCharType="separate"/>
           </w:r>
           <w:r>
-            <w:t>28</w:t>
+            <w:t>25</w:t>
           </w:r>
           <w:r>
             <w:fldChar w:fldCharType="end"/>
@@ -2759,7 +2810,7 @@
             <w:fldChar w:fldCharType="begin"/>
           </w:r>
           <w:r>
-            <w:instrText xml:space="preserve"> HYPERLINK \l _Toc31897 </w:instrText>
+            <w:instrText xml:space="preserve"> HYPERLINK \l _Toc29489 </w:instrText>
           </w:r>
           <w:r>
             <w:fldChar w:fldCharType="separate"/>
@@ -2777,13 +2828,13 @@
             <w:fldChar w:fldCharType="begin"/>
           </w:r>
           <w:r>
-            <w:instrText xml:space="preserve"> PAGEREF _Toc31897 \h </w:instrText>
+            <w:instrText xml:space="preserve"> PAGEREF _Toc29489 \h </w:instrText>
           </w:r>
           <w:r>
             <w:fldChar w:fldCharType="separate"/>
           </w:r>
           <w:r>
-            <w:t>30</w:t>
+            <w:t>27</w:t>
           </w:r>
           <w:r>
             <w:fldChar w:fldCharType="end"/>
@@ -2803,7 +2854,7 @@
             <w:fldChar w:fldCharType="begin"/>
           </w:r>
           <w:r>
-            <w:instrText xml:space="preserve"> HYPERLINK \l _Toc18211 </w:instrText>
+            <w:instrText xml:space="preserve"> HYPERLINK \l _Toc99 </w:instrText>
           </w:r>
           <w:r>
             <w:fldChar w:fldCharType="separate"/>
@@ -2821,13 +2872,13 @@
             <w:fldChar w:fldCharType="begin"/>
           </w:r>
           <w:r>
-            <w:instrText xml:space="preserve"> PAGEREF _Toc18211 \h </w:instrText>
+            <w:instrText xml:space="preserve"> PAGEREF _Toc99 \h </w:instrText>
           </w:r>
           <w:r>
             <w:fldChar w:fldCharType="separate"/>
           </w:r>
           <w:r>
-            <w:t>30</w:t>
+            <w:t>27</w:t>
           </w:r>
           <w:r>
             <w:fldChar w:fldCharType="end"/>
@@ -2847,7 +2898,7 @@
             <w:fldChar w:fldCharType="begin"/>
           </w:r>
           <w:r>
-            <w:instrText xml:space="preserve"> HYPERLINK \l _Toc6357 </w:instrText>
+            <w:instrText xml:space="preserve"> HYPERLINK \l _Toc29223 </w:instrText>
           </w:r>
           <w:r>
             <w:fldChar w:fldCharType="separate"/>
@@ -2862,13 +2913,13 @@
             <w:fldChar w:fldCharType="begin"/>
           </w:r>
           <w:r>
-            <w:instrText xml:space="preserve"> PAGEREF _Toc6357 \h </w:instrText>
+            <w:instrText xml:space="preserve"> PAGEREF _Toc29223 \h </w:instrText>
           </w:r>
           <w:r>
             <w:fldChar w:fldCharType="separate"/>
           </w:r>
           <w:r>
-            <w:t>30</w:t>
+            <w:t>27</w:t>
           </w:r>
           <w:r>
             <w:fldChar w:fldCharType="end"/>
@@ -2888,7 +2939,7 @@
             <w:fldChar w:fldCharType="begin"/>
           </w:r>
           <w:r>
-            <w:instrText xml:space="preserve"> HYPERLINK \l _Toc25090 </w:instrText>
+            <w:instrText xml:space="preserve"> HYPERLINK \l _Toc29247 </w:instrText>
           </w:r>
           <w:r>
             <w:fldChar w:fldCharType="separate"/>
@@ -2903,13 +2954,13 @@
             <w:fldChar w:fldCharType="begin"/>
           </w:r>
           <w:r>
-            <w:instrText xml:space="preserve"> PAGEREF _Toc25090 \h </w:instrText>
+            <w:instrText xml:space="preserve"> PAGEREF _Toc29247 \h </w:instrText>
           </w:r>
           <w:r>
             <w:fldChar w:fldCharType="separate"/>
           </w:r>
           <w:r>
-            <w:t>31</w:t>
+            <w:t>28</w:t>
           </w:r>
           <w:r>
             <w:fldChar w:fldCharType="end"/>
@@ -2929,7 +2980,7 @@
             <w:fldChar w:fldCharType="begin"/>
           </w:r>
           <w:r>
-            <w:instrText xml:space="preserve"> HYPERLINK \l _Toc5408 </w:instrText>
+            <w:instrText xml:space="preserve"> HYPERLINK \l _Toc19838 </w:instrText>
           </w:r>
           <w:r>
             <w:fldChar w:fldCharType="separate"/>
@@ -2944,13 +2995,13 @@
             <w:fldChar w:fldCharType="begin"/>
           </w:r>
           <w:r>
-            <w:instrText xml:space="preserve"> PAGEREF _Toc5408 \h </w:instrText>
+            <w:instrText xml:space="preserve"> PAGEREF _Toc19838 \h </w:instrText>
           </w:r>
           <w:r>
             <w:fldChar w:fldCharType="separate"/>
           </w:r>
           <w:r>
-            <w:t>31</w:t>
+            <w:t>28</w:t>
           </w:r>
           <w:r>
             <w:fldChar w:fldCharType="end"/>
@@ -2970,7 +3021,7 @@
             <w:fldChar w:fldCharType="begin"/>
           </w:r>
           <w:r>
-            <w:instrText xml:space="preserve"> HYPERLINK \l _Toc13191 </w:instrText>
+            <w:instrText xml:space="preserve"> HYPERLINK \l _Toc22046 </w:instrText>
           </w:r>
           <w:r>
             <w:fldChar w:fldCharType="separate"/>
@@ -2985,13 +3036,13 @@
             <w:fldChar w:fldCharType="begin"/>
           </w:r>
           <w:r>
-            <w:instrText xml:space="preserve"> PAGEREF _Toc13191 \h </w:instrText>
+            <w:instrText xml:space="preserve"> PAGEREF _Toc22046 \h </w:instrText>
           </w:r>
           <w:r>
             <w:fldChar w:fldCharType="separate"/>
           </w:r>
           <w:r>
-            <w:t>32</w:t>
+            <w:t>29</w:t>
           </w:r>
           <w:r>
             <w:fldChar w:fldCharType="end"/>
@@ -3011,7 +3062,7 @@
             <w:fldChar w:fldCharType="begin"/>
           </w:r>
           <w:r>
-            <w:instrText xml:space="preserve"> HYPERLINK \l _Toc17919 </w:instrText>
+            <w:instrText xml:space="preserve"> HYPERLINK \l _Toc9817 </w:instrText>
           </w:r>
           <w:r>
             <w:fldChar w:fldCharType="separate"/>
@@ -3026,13 +3077,13 @@
             <w:fldChar w:fldCharType="begin"/>
           </w:r>
           <w:r>
-            <w:instrText xml:space="preserve"> PAGEREF _Toc17919 \h </w:instrText>
+            <w:instrText xml:space="preserve"> PAGEREF _Toc9817 \h </w:instrText>
           </w:r>
           <w:r>
             <w:fldChar w:fldCharType="separate"/>
           </w:r>
           <w:r>
-            <w:t>32</w:t>
+            <w:t>29</w:t>
           </w:r>
           <w:r>
             <w:fldChar w:fldCharType="end"/>
@@ -3052,7 +3103,7 @@
             <w:fldChar w:fldCharType="begin"/>
           </w:r>
           <w:r>
-            <w:instrText xml:space="preserve"> HYPERLINK \l _Toc18108 </w:instrText>
+            <w:instrText xml:space="preserve"> HYPERLINK \l _Toc3016 </w:instrText>
           </w:r>
           <w:r>
             <w:fldChar w:fldCharType="separate"/>
@@ -3067,13 +3118,13 @@
             <w:fldChar w:fldCharType="begin"/>
           </w:r>
           <w:r>
-            <w:instrText xml:space="preserve"> PAGEREF _Toc18108 \h </w:instrText>
+            <w:instrText xml:space="preserve"> PAGEREF _Toc3016 \h </w:instrText>
           </w:r>
           <w:r>
             <w:fldChar w:fldCharType="separate"/>
           </w:r>
           <w:r>
-            <w:t>33</w:t>
+            <w:t>30</w:t>
           </w:r>
           <w:r>
             <w:fldChar w:fldCharType="end"/>
@@ -3093,7 +3144,7 @@
             <w:fldChar w:fldCharType="begin"/>
           </w:r>
           <w:r>
-            <w:instrText xml:space="preserve"> HYPERLINK \l _Toc22663 </w:instrText>
+            <w:instrText xml:space="preserve"> HYPERLINK \l _Toc23496 </w:instrText>
           </w:r>
           <w:r>
             <w:fldChar w:fldCharType="separate"/>
@@ -3118,13 +3169,13 @@
             <w:fldChar w:fldCharType="begin"/>
           </w:r>
           <w:r>
-            <w:instrText xml:space="preserve"> PAGEREF _Toc22663 \h </w:instrText>
+            <w:instrText xml:space="preserve"> PAGEREF _Toc23496 \h </w:instrText>
           </w:r>
           <w:r>
             <w:fldChar w:fldCharType="separate"/>
           </w:r>
           <w:r>
-            <w:t>34</w:t>
+            <w:t>30</w:t>
           </w:r>
           <w:r>
             <w:fldChar w:fldCharType="end"/>
@@ -3144,7 +3195,7 @@
             <w:fldChar w:fldCharType="begin"/>
           </w:r>
           <w:r>
-            <w:instrText xml:space="preserve"> HYPERLINK \l _Toc29134 </w:instrText>
+            <w:instrText xml:space="preserve"> HYPERLINK \l _Toc8911 </w:instrText>
           </w:r>
           <w:r>
             <w:fldChar w:fldCharType="separate"/>
@@ -3159,13 +3210,13 @@
             <w:fldChar w:fldCharType="begin"/>
           </w:r>
           <w:r>
-            <w:instrText xml:space="preserve"> PAGEREF _Toc29134 \h </w:instrText>
+            <w:instrText xml:space="preserve"> PAGEREF _Toc8911 \h </w:instrText>
           </w:r>
           <w:r>
             <w:fldChar w:fldCharType="separate"/>
           </w:r>
           <w:r>
-            <w:t>34</w:t>
+            <w:t>31</w:t>
           </w:r>
           <w:r>
             <w:fldChar w:fldCharType="end"/>
@@ -3185,7 +3236,7 @@
             <w:fldChar w:fldCharType="begin"/>
           </w:r>
           <w:r>
-            <w:instrText xml:space="preserve"> HYPERLINK \l _Toc23027 </w:instrText>
+            <w:instrText xml:space="preserve"> HYPERLINK \l _Toc16595 </w:instrText>
           </w:r>
           <w:r>
             <w:fldChar w:fldCharType="separate"/>
@@ -3210,13 +3261,13 @@
             <w:fldChar w:fldCharType="begin"/>
           </w:r>
           <w:r>
-            <w:instrText xml:space="preserve"> PAGEREF _Toc23027 \h </w:instrText>
+            <w:instrText xml:space="preserve"> PAGEREF _Toc16595 \h </w:instrText>
           </w:r>
           <w:r>
             <w:fldChar w:fldCharType="separate"/>
           </w:r>
           <w:r>
-            <w:t>34</w:t>
+            <w:t>31</w:t>
           </w:r>
           <w:r>
             <w:fldChar w:fldCharType="end"/>
@@ -3236,7 +3287,7 @@
             <w:fldChar w:fldCharType="begin"/>
           </w:r>
           <w:r>
-            <w:instrText xml:space="preserve"> HYPERLINK \l _Toc26054 </w:instrText>
+            <w:instrText xml:space="preserve"> HYPERLINK \l _Toc1265 </w:instrText>
           </w:r>
           <w:r>
             <w:fldChar w:fldCharType="separate"/>
@@ -3251,13 +3302,13 @@
             <w:fldChar w:fldCharType="begin"/>
           </w:r>
           <w:r>
-            <w:instrText xml:space="preserve"> PAGEREF _Toc26054 \h </w:instrText>
+            <w:instrText xml:space="preserve"> PAGEREF _Toc1265 \h </w:instrText>
           </w:r>
           <w:r>
             <w:fldChar w:fldCharType="separate"/>
           </w:r>
           <w:r>
-            <w:t>35</w:t>
+            <w:t>31</w:t>
           </w:r>
           <w:r>
             <w:fldChar w:fldCharType="end"/>
@@ -3277,7 +3328,7 @@
             <w:fldChar w:fldCharType="begin"/>
           </w:r>
           <w:r>
-            <w:instrText xml:space="preserve"> HYPERLINK \l _Toc5368 </w:instrText>
+            <w:instrText xml:space="preserve"> HYPERLINK \l _Toc14280 </w:instrText>
           </w:r>
           <w:r>
             <w:fldChar w:fldCharType="separate"/>
@@ -3292,13 +3343,13 @@
             <w:fldChar w:fldCharType="begin"/>
           </w:r>
           <w:r>
-            <w:instrText xml:space="preserve"> PAGEREF _Toc5368 \h </w:instrText>
+            <w:instrText xml:space="preserve"> PAGEREF _Toc14280 \h </w:instrText>
           </w:r>
           <w:r>
             <w:fldChar w:fldCharType="separate"/>
           </w:r>
           <w:r>
-            <w:t>37</w:t>
+            <w:t>33</w:t>
           </w:r>
           <w:r>
             <w:fldChar w:fldCharType="end"/>
@@ -3318,7 +3369,7 @@
             <w:fldChar w:fldCharType="begin"/>
           </w:r>
           <w:r>
-            <w:instrText xml:space="preserve"> HYPERLINK \l _Toc28940 </w:instrText>
+            <w:instrText xml:space="preserve"> HYPERLINK \l _Toc21667 </w:instrText>
           </w:r>
           <w:r>
             <w:fldChar w:fldCharType="separate"/>
@@ -3333,13 +3384,13 @@
             <w:fldChar w:fldCharType="begin"/>
           </w:r>
           <w:r>
-            <w:instrText xml:space="preserve"> PAGEREF _Toc28940 \h </w:instrText>
+            <w:instrText xml:space="preserve"> PAGEREF _Toc21667 \h </w:instrText>
           </w:r>
           <w:r>
             <w:fldChar w:fldCharType="separate"/>
           </w:r>
           <w:r>
-            <w:t>37</w:t>
+            <w:t>33</w:t>
           </w:r>
           <w:r>
             <w:fldChar w:fldCharType="end"/>
@@ -3359,7 +3410,7 @@
             <w:fldChar w:fldCharType="begin"/>
           </w:r>
           <w:r>
-            <w:instrText xml:space="preserve"> HYPERLINK \l _Toc15043 </w:instrText>
+            <w:instrText xml:space="preserve"> HYPERLINK \l _Toc1313 </w:instrText>
           </w:r>
           <w:r>
             <w:fldChar w:fldCharType="separate"/>
@@ -3374,13 +3425,13 @@
             <w:fldChar w:fldCharType="begin"/>
           </w:r>
           <w:r>
-            <w:instrText xml:space="preserve"> PAGEREF _Toc15043 \h </w:instrText>
+            <w:instrText xml:space="preserve"> PAGEREF _Toc1313 \h </w:instrText>
           </w:r>
           <w:r>
             <w:fldChar w:fldCharType="separate"/>
           </w:r>
           <w:r>
-            <w:t>37</w:t>
+            <w:t>33</w:t>
           </w:r>
           <w:r>
             <w:fldChar w:fldCharType="end"/>
@@ -3400,7 +3451,7 @@
             <w:fldChar w:fldCharType="begin"/>
           </w:r>
           <w:r>
-            <w:instrText xml:space="preserve"> HYPERLINK \l _Toc13049 </w:instrText>
+            <w:instrText xml:space="preserve"> HYPERLINK \l _Toc10472 </w:instrText>
           </w:r>
           <w:r>
             <w:fldChar w:fldCharType="separate"/>
@@ -3415,13 +3466,13 @@
             <w:fldChar w:fldCharType="begin"/>
           </w:r>
           <w:r>
-            <w:instrText xml:space="preserve"> PAGEREF _Toc13049 \h </w:instrText>
+            <w:instrText xml:space="preserve"> PAGEREF _Toc10472 \h </w:instrText>
           </w:r>
           <w:r>
             <w:fldChar w:fldCharType="separate"/>
           </w:r>
           <w:r>
-            <w:t>37</w:t>
+            <w:t>33</w:t>
           </w:r>
           <w:r>
             <w:fldChar w:fldCharType="end"/>
@@ -3441,7 +3492,7 @@
             <w:fldChar w:fldCharType="begin"/>
           </w:r>
           <w:r>
-            <w:instrText xml:space="preserve"> HYPERLINK \l _Toc15544 </w:instrText>
+            <w:instrText xml:space="preserve"> HYPERLINK \l _Toc32384 </w:instrText>
           </w:r>
           <w:r>
             <w:fldChar w:fldCharType="separate"/>
@@ -3456,13 +3507,13 @@
             <w:fldChar w:fldCharType="begin"/>
           </w:r>
           <w:r>
-            <w:instrText xml:space="preserve"> PAGEREF _Toc15544 \h </w:instrText>
+            <w:instrText xml:space="preserve"> PAGEREF _Toc32384 \h </w:instrText>
           </w:r>
           <w:r>
             <w:fldChar w:fldCharType="separate"/>
           </w:r>
           <w:r>
-            <w:t>39</w:t>
+            <w:t>35</w:t>
           </w:r>
           <w:r>
             <w:fldChar w:fldCharType="end"/>
@@ -3482,7 +3533,7 @@
             <w:fldChar w:fldCharType="begin"/>
           </w:r>
           <w:r>
-            <w:instrText xml:space="preserve"> HYPERLINK \l _Toc12548 </w:instrText>
+            <w:instrText xml:space="preserve"> HYPERLINK \l _Toc22748 </w:instrText>
           </w:r>
           <w:r>
             <w:fldChar w:fldCharType="separate"/>
@@ -3497,13 +3548,13 @@
             <w:fldChar w:fldCharType="begin"/>
           </w:r>
           <w:r>
-            <w:instrText xml:space="preserve"> PAGEREF _Toc12548 \h </w:instrText>
+            <w:instrText xml:space="preserve"> PAGEREF _Toc22748 \h </w:instrText>
           </w:r>
           <w:r>
             <w:fldChar w:fldCharType="separate"/>
           </w:r>
           <w:r>
-            <w:t>39</w:t>
+            <w:t>35</w:t>
           </w:r>
           <w:r>
             <w:fldChar w:fldCharType="end"/>
@@ -3523,7 +3574,7 @@
             <w:fldChar w:fldCharType="begin"/>
           </w:r>
           <w:r>
-            <w:instrText xml:space="preserve"> HYPERLINK \l _Toc9590 </w:instrText>
+            <w:instrText xml:space="preserve"> HYPERLINK \l _Toc7821 </w:instrText>
           </w:r>
           <w:r>
             <w:fldChar w:fldCharType="separate"/>
@@ -3538,13 +3589,13 @@
             <w:fldChar w:fldCharType="begin"/>
           </w:r>
           <w:r>
-            <w:instrText xml:space="preserve"> PAGEREF _Toc9590 \h </w:instrText>
+            <w:instrText xml:space="preserve"> PAGEREF _Toc7821 \h </w:instrText>
           </w:r>
           <w:r>
             <w:fldChar w:fldCharType="separate"/>
           </w:r>
           <w:r>
-            <w:t>40</w:t>
+            <w:t>36</w:t>
           </w:r>
           <w:r>
             <w:fldChar w:fldCharType="end"/>
@@ -3564,7 +3615,7 @@
             <w:fldChar w:fldCharType="begin"/>
           </w:r>
           <w:r>
-            <w:instrText xml:space="preserve"> HYPERLINK \l _Toc590 </w:instrText>
+            <w:instrText xml:space="preserve"> HYPERLINK \l _Toc3257 </w:instrText>
           </w:r>
           <w:r>
             <w:fldChar w:fldCharType="separate"/>
@@ -3595,13 +3646,13 @@
             <w:fldChar w:fldCharType="begin"/>
           </w:r>
           <w:r>
-            <w:instrText xml:space="preserve"> PAGEREF _Toc590 \h </w:instrText>
+            <w:instrText xml:space="preserve"> PAGEREF _Toc3257 \h </w:instrText>
           </w:r>
           <w:r>
             <w:fldChar w:fldCharType="separate"/>
           </w:r>
           <w:r>
-            <w:t>40</w:t>
+            <w:t>36</w:t>
           </w:r>
           <w:r>
             <w:fldChar w:fldCharType="end"/>
@@ -3621,23 +3672,13 @@
             <w:fldChar w:fldCharType="begin"/>
           </w:r>
           <w:r>
-            <w:instrText xml:space="preserve"> HYPERLINK \l _Toc29354 </w:instrText>
+            <w:instrText xml:space="preserve"> HYPERLINK \l _Toc13940 </w:instrText>
           </w:r>
           <w:r>
             <w:fldChar w:fldCharType="separate"/>
           </w:r>
           <w:r>
-            <w:t xml:space="preserve">5.2.2 </w:t>
-          </w:r>
-          <w:r>
-            <w:rPr>
-              <w:rFonts w:hint="eastAsia"/>
-              <w:lang w:val="en-US" w:eastAsia="zh-CN"/>
-            </w:rPr>
-            <w:t xml:space="preserve"> </w:t>
-          </w:r>
-          <w:r>
-            <w:t>AI治理功能测试（合规性拦截）</w:t>
+            <w:t>5.2.2 AI治理功能测试（合规性拦截）</w:t>
           </w:r>
           <w:r>
             <w:tab/>
@@ -3646,13 +3687,13 @@
             <w:fldChar w:fldCharType="begin"/>
           </w:r>
           <w:r>
-            <w:instrText xml:space="preserve"> PAGEREF _Toc29354 \h </w:instrText>
+            <w:instrText xml:space="preserve"> PAGEREF _Toc13940 \h </w:instrText>
           </w:r>
           <w:r>
             <w:fldChar w:fldCharType="separate"/>
           </w:r>
           <w:r>
-            <w:t>41</w:t>
+            <w:t>37</w:t>
           </w:r>
           <w:r>
             <w:fldChar w:fldCharType="end"/>
@@ -3672,7 +3713,7 @@
             <w:fldChar w:fldCharType="begin"/>
           </w:r>
           <w:r>
-            <w:instrText xml:space="preserve"> HYPERLINK \l _Toc11419 </w:instrText>
+            <w:instrText xml:space="preserve"> HYPERLINK \l _Toc24632 </w:instrText>
           </w:r>
           <w:r>
             <w:fldChar w:fldCharType="separate"/>
@@ -3687,13 +3728,13 @@
             <w:fldChar w:fldCharType="begin"/>
           </w:r>
           <w:r>
-            <w:instrText xml:space="preserve"> PAGEREF _Toc11419 \h </w:instrText>
+            <w:instrText xml:space="preserve"> PAGEREF _Toc24632 \h </w:instrText>
           </w:r>
           <w:r>
             <w:fldChar w:fldCharType="separate"/>
           </w:r>
           <w:r>
-            <w:t>42</w:t>
+            <w:t>38</w:t>
           </w:r>
           <w:r>
             <w:fldChar w:fldCharType="end"/>
@@ -3713,7 +3754,7 @@
             <w:fldChar w:fldCharType="begin"/>
           </w:r>
           <w:r>
-            <w:instrText xml:space="preserve"> HYPERLINK \l _Toc16046 </w:instrText>
+            <w:instrText xml:space="preserve"> HYPERLINK \l _Toc11901 </w:instrText>
           </w:r>
           <w:r>
             <w:fldChar w:fldCharType="separate"/>
@@ -3743,13 +3784,13 @@
             <w:fldChar w:fldCharType="begin"/>
           </w:r>
           <w:r>
-            <w:instrText xml:space="preserve"> PAGEREF _Toc16046 \h </w:instrText>
+            <w:instrText xml:space="preserve"> PAGEREF _Toc11901 \h </w:instrText>
           </w:r>
           <w:r>
             <w:fldChar w:fldCharType="separate"/>
           </w:r>
           <w:r>
-            <w:t>43</w:t>
+            <w:t>39</w:t>
           </w:r>
           <w:r>
             <w:fldChar w:fldCharType="end"/>
@@ -3769,7 +3810,7 @@
             <w:fldChar w:fldCharType="begin"/>
           </w:r>
           <w:r>
-            <w:instrText xml:space="preserve"> HYPERLINK \l _Toc26100 </w:instrText>
+            <w:instrText xml:space="preserve"> HYPERLINK \l _Toc24496 </w:instrText>
           </w:r>
           <w:r>
             <w:fldChar w:fldCharType="separate"/>
@@ -3802,13 +3843,13 @@
             <w:fldChar w:fldCharType="begin"/>
           </w:r>
           <w:r>
-            <w:instrText xml:space="preserve"> PAGEREF _Toc26100 \h </w:instrText>
+            <w:instrText xml:space="preserve"> PAGEREF _Toc24496 \h </w:instrText>
           </w:r>
           <w:r>
             <w:fldChar w:fldCharType="separate"/>
           </w:r>
           <w:r>
-            <w:t>44</w:t>
+            <w:t>40</w:t>
           </w:r>
           <w:r>
             <w:fldChar w:fldCharType="end"/>
@@ -3828,7 +3869,7 @@
             <w:fldChar w:fldCharType="begin"/>
           </w:r>
           <w:r>
-            <w:instrText xml:space="preserve"> HYPERLINK \l _Toc16405 </w:instrText>
+            <w:instrText xml:space="preserve"> HYPERLINK \l _Toc15364 </w:instrText>
           </w:r>
           <w:r>
             <w:fldChar w:fldCharType="separate"/>
@@ -3852,13 +3893,13 @@
             <w:fldChar w:fldCharType="begin"/>
           </w:r>
           <w:r>
-            <w:instrText xml:space="preserve"> PAGEREF _Toc16405 \h </w:instrText>
+            <w:instrText xml:space="preserve"> PAGEREF _Toc15364 \h </w:instrText>
           </w:r>
           <w:r>
             <w:fldChar w:fldCharType="separate"/>
           </w:r>
           <w:r>
-            <w:t>46</w:t>
+            <w:t>42</w:t>
           </w:r>
           <w:r>
             <w:fldChar w:fldCharType="end"/>
@@ -3878,7 +3919,7 @@
             <w:fldChar w:fldCharType="begin"/>
           </w:r>
           <w:r>
-            <w:instrText xml:space="preserve"> HYPERLINK \l _Toc18572 </w:instrText>
+            <w:instrText xml:space="preserve"> HYPERLINK \l _Toc19306 </w:instrText>
           </w:r>
           <w:r>
             <w:fldChar w:fldCharType="separate"/>
@@ -3902,13 +3943,13 @@
             <w:fldChar w:fldCharType="begin"/>
           </w:r>
           <w:r>
-            <w:instrText xml:space="preserve"> PAGEREF _Toc18572 \h </w:instrText>
+            <w:instrText xml:space="preserve"> PAGEREF _Toc19306 \h </w:instrText>
           </w:r>
           <w:r>
             <w:fldChar w:fldCharType="separate"/>
           </w:r>
           <w:r>
-            <w:t>46</w:t>
+            <w:t>42</w:t>
           </w:r>
           <w:r>
             <w:fldChar w:fldCharType="end"/>
@@ -3928,7 +3969,7 @@
             <w:fldChar w:fldCharType="begin"/>
           </w:r>
           <w:r>
-            <w:instrText xml:space="preserve"> HYPERLINK \l _Toc5768 </w:instrText>
+            <w:instrText xml:space="preserve"> HYPERLINK \l _Toc4994 </w:instrText>
           </w:r>
           <w:r>
             <w:fldChar w:fldCharType="separate"/>
@@ -3943,13 +3984,13 @@
             <w:fldChar w:fldCharType="begin"/>
           </w:r>
           <w:r>
-            <w:instrText xml:space="preserve"> PAGEREF _Toc5768 \h </w:instrText>
+            <w:instrText xml:space="preserve"> PAGEREF _Toc4994 \h </w:instrText>
           </w:r>
           <w:r>
             <w:fldChar w:fldCharType="separate"/>
           </w:r>
           <w:r>
-            <w:t>47</w:t>
+            <w:t>43</w:t>
           </w:r>
           <w:r>
             <w:fldChar w:fldCharType="end"/>
@@ -3969,7 +4010,7 @@
             <w:fldChar w:fldCharType="begin"/>
           </w:r>
           <w:r>
-            <w:instrText xml:space="preserve"> HYPERLINK \l _Toc12959 </w:instrText>
+            <w:instrText xml:space="preserve"> HYPERLINK \l _Toc28173 </w:instrText>
           </w:r>
           <w:r>
             <w:fldChar w:fldCharType="separate"/>
@@ -3981,7 +4022,7 @@
             <w:t>5</w:t>
           </w:r>
           <w:r>
-            <w:t>.3.1性能分析:</w:t>
+            <w:t>.3.1性能分析</w:t>
           </w:r>
           <w:r>
             <w:tab/>
@@ -3990,13 +4031,13 @@
             <w:fldChar w:fldCharType="begin"/>
           </w:r>
           <w:r>
-            <w:instrText xml:space="preserve"> PAGEREF _Toc12959 \h </w:instrText>
+            <w:instrText xml:space="preserve"> PAGEREF _Toc28173 \h </w:instrText>
           </w:r>
           <w:r>
             <w:fldChar w:fldCharType="separate"/>
           </w:r>
           <w:r>
-            <w:t>47</w:t>
+            <w:t>43</w:t>
           </w:r>
           <w:r>
             <w:fldChar w:fldCharType="end"/>
@@ -4016,7 +4057,7 @@
             <w:fldChar w:fldCharType="begin"/>
           </w:r>
           <w:r>
-            <w:instrText xml:space="preserve"> HYPERLINK \l _Toc22438 </w:instrText>
+            <w:instrText xml:space="preserve"> HYPERLINK \l _Toc17637 </w:instrText>
           </w:r>
           <w:r>
             <w:fldChar w:fldCharType="separate"/>
@@ -4037,13 +4078,13 @@
             <w:fldChar w:fldCharType="begin"/>
           </w:r>
           <w:r>
-            <w:instrText xml:space="preserve"> PAGEREF _Toc22438 \h </w:instrText>
+            <w:instrText xml:space="preserve"> PAGEREF _Toc17637 \h </w:instrText>
           </w:r>
           <w:r>
             <w:fldChar w:fldCharType="separate"/>
           </w:r>
           <w:r>
-            <w:t>47</w:t>
+            <w:t>43</w:t>
           </w:r>
           <w:r>
             <w:fldChar w:fldCharType="end"/>
@@ -4063,7 +4104,7 @@
             <w:fldChar w:fldCharType="begin"/>
           </w:r>
           <w:r>
-            <w:instrText xml:space="preserve"> HYPERLINK \l _Toc6748 </w:instrText>
+            <w:instrText xml:space="preserve"> HYPERLINK \l _Toc20519 </w:instrText>
           </w:r>
           <w:r>
             <w:fldChar w:fldCharType="separate"/>
@@ -4084,13 +4125,13 @@
             <w:fldChar w:fldCharType="begin"/>
           </w:r>
           <w:r>
-            <w:instrText xml:space="preserve"> PAGEREF _Toc6748 \h </w:instrText>
+            <w:instrText xml:space="preserve"> PAGEREF _Toc20519 \h </w:instrText>
           </w:r>
           <w:r>
             <w:fldChar w:fldCharType="separate"/>
           </w:r>
           <w:r>
-            <w:t>48</w:t>
+            <w:t>44</w:t>
           </w:r>
           <w:r>
             <w:fldChar w:fldCharType="end"/>
@@ -4110,7 +4151,7 @@
             <w:fldChar w:fldCharType="begin"/>
           </w:r>
           <w:r>
-            <w:instrText xml:space="preserve"> HYPERLINK \l _Toc9156 </w:instrText>
+            <w:instrText xml:space="preserve"> HYPERLINK \l _Toc30065 </w:instrText>
           </w:r>
           <w:r>
             <w:fldChar w:fldCharType="separate"/>
@@ -4125,13 +4166,13 @@
             <w:fldChar w:fldCharType="begin"/>
           </w:r>
           <w:r>
-            <w:instrText xml:space="preserve"> PAGEREF _Toc9156 \h </w:instrText>
+            <w:instrText xml:space="preserve"> PAGEREF _Toc30065 \h </w:instrText>
           </w:r>
           <w:r>
             <w:fldChar w:fldCharType="separate"/>
           </w:r>
           <w:r>
-            <w:t>49</w:t>
+            <w:t>45</w:t>
           </w:r>
           <w:r>
             <w:fldChar w:fldCharType="end"/>
@@ -4151,7 +4192,7 @@
             <w:fldChar w:fldCharType="begin"/>
           </w:r>
           <w:r>
-            <w:instrText xml:space="preserve"> HYPERLINK \l _Toc7714 </w:instrText>
+            <w:instrText xml:space="preserve"> HYPERLINK \l _Toc3348 </w:instrText>
           </w:r>
           <w:r>
             <w:fldChar w:fldCharType="separate"/>
@@ -4166,13 +4207,13 @@
             <w:fldChar w:fldCharType="begin"/>
           </w:r>
           <w:r>
-            <w:instrText xml:space="preserve"> PAGEREF _Toc7714 \h </w:instrText>
+            <w:instrText xml:space="preserve"> PAGEREF _Toc3348 \h </w:instrText>
           </w:r>
           <w:r>
             <w:fldChar w:fldCharType="separate"/>
           </w:r>
           <w:r>
-            <w:t>49</w:t>
+            <w:t>45</w:t>
           </w:r>
           <w:r>
             <w:fldChar w:fldCharType="end"/>
@@ -4192,7 +4233,7 @@
             <w:fldChar w:fldCharType="begin"/>
           </w:r>
           <w:r>
-            <w:instrText xml:space="preserve"> HYPERLINK \l _Toc2489 </w:instrText>
+            <w:instrText xml:space="preserve"> HYPERLINK \l _Toc22933 </w:instrText>
           </w:r>
           <w:r>
             <w:fldChar w:fldCharType="separate"/>
@@ -4207,13 +4248,13 @@
             <w:fldChar w:fldCharType="begin"/>
           </w:r>
           <w:r>
-            <w:instrText xml:space="preserve"> PAGEREF _Toc2489 \h </w:instrText>
+            <w:instrText xml:space="preserve"> PAGEREF _Toc22933 \h </w:instrText>
           </w:r>
           <w:r>
             <w:fldChar w:fldCharType="separate"/>
           </w:r>
           <w:r>
-            <w:t>49</w:t>
+            <w:t>46</w:t>
           </w:r>
           <w:r>
             <w:fldChar w:fldCharType="end"/>
@@ -4233,7 +4274,7 @@
             <w:fldChar w:fldCharType="begin"/>
           </w:r>
           <w:r>
-            <w:instrText xml:space="preserve"> HYPERLINK \l _Toc7057 </w:instrText>
+            <w:instrText xml:space="preserve"> HYPERLINK \l _Toc31747 </w:instrText>
           </w:r>
           <w:r>
             <w:fldChar w:fldCharType="separate"/>
@@ -4248,13 +4289,13 @@
             <w:fldChar w:fldCharType="begin"/>
           </w:r>
           <w:r>
-            <w:instrText xml:space="preserve"> PAGEREF _Toc7057 \h </w:instrText>
+            <w:instrText xml:space="preserve"> PAGEREF _Toc31747 \h </w:instrText>
           </w:r>
           <w:r>
             <w:fldChar w:fldCharType="separate"/>
           </w:r>
           <w:r>
-            <w:t>50</w:t>
+            <w:t>46</w:t>
           </w:r>
           <w:r>
             <w:fldChar w:fldCharType="end"/>
@@ -4274,7 +4315,7 @@
             <w:fldChar w:fldCharType="begin"/>
           </w:r>
           <w:r>
-            <w:instrText xml:space="preserve"> HYPERLINK \l _Toc31270 </w:instrText>
+            <w:instrText xml:space="preserve"> HYPERLINK \l _Toc30299 </w:instrText>
           </w:r>
           <w:r>
             <w:fldChar w:fldCharType="separate"/>
@@ -4295,13 +4336,13 @@
             <w:fldChar w:fldCharType="begin"/>
           </w:r>
           <w:r>
-            <w:instrText xml:space="preserve"> PAGEREF _Toc31270 \h </w:instrText>
+            <w:instrText xml:space="preserve"> PAGEREF _Toc30299 \h </w:instrText>
           </w:r>
           <w:r>
             <w:fldChar w:fldCharType="separate"/>
           </w:r>
           <w:r>
-            <w:t>50</w:t>
+            <w:t>46</w:t>
           </w:r>
           <w:r>
             <w:fldChar w:fldCharType="end"/>
@@ -4321,7 +4362,7 @@
             <w:fldChar w:fldCharType="begin"/>
           </w:r>
           <w:r>
-            <w:instrText xml:space="preserve"> HYPERLINK \l _Toc11328 </w:instrText>
+            <w:instrText xml:space="preserve"> HYPERLINK \l _Toc13855 </w:instrText>
           </w:r>
           <w:r>
             <w:fldChar w:fldCharType="separate"/>
@@ -4342,13 +4383,13 @@
             <w:fldChar w:fldCharType="begin"/>
           </w:r>
           <w:r>
-            <w:instrText xml:space="preserve"> PAGEREF _Toc11328 \h </w:instrText>
+            <w:instrText xml:space="preserve"> PAGEREF _Toc13855 \h </w:instrText>
           </w:r>
           <w:r>
             <w:fldChar w:fldCharType="separate"/>
           </w:r>
           <w:r>
-            <w:t>50</w:t>
+            <w:t>47</w:t>
           </w:r>
           <w:r>
             <w:fldChar w:fldCharType="end"/>
@@ -4368,7 +4409,7 @@
             <w:fldChar w:fldCharType="begin"/>
           </w:r>
           <w:r>
-            <w:instrText xml:space="preserve"> HYPERLINK \l _Toc19924 </w:instrText>
+            <w:instrText xml:space="preserve"> HYPERLINK \l _Toc12124 </w:instrText>
           </w:r>
           <w:r>
             <w:fldChar w:fldCharType="separate"/>
@@ -4383,13 +4424,13 @@
             <w:fldChar w:fldCharType="begin"/>
           </w:r>
           <w:r>
-            <w:instrText xml:space="preserve"> PAGEREF _Toc19924 \h </w:instrText>
+            <w:instrText xml:space="preserve"> PAGEREF _Toc12124 \h </w:instrText>
           </w:r>
           <w:r>
             <w:fldChar w:fldCharType="separate"/>
           </w:r>
           <w:r>
-            <w:t>52</w:t>
+            <w:t>48</w:t>
           </w:r>
           <w:r>
             <w:fldChar w:fldCharType="end"/>
@@ -4409,7 +4450,7 @@
             <w:fldChar w:fldCharType="begin"/>
           </w:r>
           <w:r>
-            <w:instrText xml:space="preserve"> HYPERLINK \l _Toc7455 </w:instrText>
+            <w:instrText xml:space="preserve"> HYPERLINK \l _Toc2871 </w:instrText>
           </w:r>
           <w:r>
             <w:fldChar w:fldCharType="separate"/>
@@ -4424,13 +4465,13 @@
             <w:fldChar w:fldCharType="begin"/>
           </w:r>
           <w:r>
-            <w:instrText xml:space="preserve"> PAGEREF _Toc7455 \h </w:instrText>
+            <w:instrText xml:space="preserve"> PAGEREF _Toc2871 \h </w:instrText>
           </w:r>
           <w:r>
             <w:fldChar w:fldCharType="separate"/>
           </w:r>
           <w:r>
-            <w:t>54</w:t>
+            <w:t>50</w:t>
           </w:r>
           <w:r>
             <w:fldChar w:fldCharType="end"/>
@@ -4450,7 +4491,7 @@
             <w:fldChar w:fldCharType="begin"/>
           </w:r>
           <w:r>
-            <w:instrText xml:space="preserve"> HYPERLINK \l _Toc16411 </w:instrText>
+            <w:instrText xml:space="preserve"> HYPERLINK \l _Toc3429 </w:instrText>
           </w:r>
           <w:r>
             <w:fldChar w:fldCharType="separate"/>
@@ -4465,13 +4506,13 @@
             <w:fldChar w:fldCharType="begin"/>
           </w:r>
           <w:r>
-            <w:instrText xml:space="preserve"> PAGEREF _Toc16411 \h </w:instrText>
+            <w:instrText xml:space="preserve"> PAGEREF _Toc3429 \h </w:instrText>
           </w:r>
           <w:r>
             <w:fldChar w:fldCharType="separate"/>
           </w:r>
           <w:r>
-            <w:t>54</w:t>
+            <w:t>50</w:t>
           </w:r>
           <w:r>
             <w:fldChar w:fldCharType="end"/>
@@ -4491,7 +4532,7 @@
             <w:fldChar w:fldCharType="begin"/>
           </w:r>
           <w:r>
-            <w:instrText xml:space="preserve"> HYPERLINK \l _Toc23999 </w:instrText>
+            <w:instrText xml:space="preserve"> HYPERLINK \l _Toc16460 </w:instrText>
           </w:r>
           <w:r>
             <w:fldChar w:fldCharType="separate"/>
@@ -4506,13 +4547,13 @@
             <w:fldChar w:fldCharType="begin"/>
           </w:r>
           <w:r>
-            <w:instrText xml:space="preserve"> PAGEREF _Toc23999 \h </w:instrText>
+            <w:instrText xml:space="preserve"> PAGEREF _Toc16460 \h </w:instrText>
           </w:r>
           <w:r>
             <w:fldChar w:fldCharType="separate"/>
           </w:r>
           <w:r>
-            <w:t>54</w:t>
+            <w:t>50</w:t>
           </w:r>
           <w:r>
             <w:fldChar w:fldCharType="end"/>
@@ -4532,7 +4573,7 @@
             <w:fldChar w:fldCharType="begin"/>
           </w:r>
           <w:r>
-            <w:instrText xml:space="preserve"> HYPERLINK \l _Toc1396 </w:instrText>
+            <w:instrText xml:space="preserve"> HYPERLINK \l _Toc19247 </w:instrText>
           </w:r>
           <w:r>
             <w:fldChar w:fldCharType="separate"/>
@@ -4547,13 +4588,13 @@
             <w:fldChar w:fldCharType="begin"/>
           </w:r>
           <w:r>
-            <w:instrText xml:space="preserve"> PAGEREF _Toc1396 \h </w:instrText>
+            <w:instrText xml:space="preserve"> PAGEREF _Toc19247 \h </w:instrText>
           </w:r>
           <w:r>
             <w:fldChar w:fldCharType="separate"/>
           </w:r>
           <w:r>
-            <w:t>55</w:t>
+            <w:t>51</w:t>
           </w:r>
           <w:r>
             <w:fldChar w:fldCharType="end"/>
@@ -4573,7 +4614,7 @@
             <w:fldChar w:fldCharType="begin"/>
           </w:r>
           <w:r>
-            <w:instrText xml:space="preserve"> HYPERLINK \l _Toc3875 </w:instrText>
+            <w:instrText xml:space="preserve"> HYPERLINK \l _Toc4083 </w:instrText>
           </w:r>
           <w:r>
             <w:fldChar w:fldCharType="separate"/>
@@ -4588,13 +4629,13 @@
             <w:fldChar w:fldCharType="begin"/>
           </w:r>
           <w:r>
-            <w:instrText xml:space="preserve"> PAGEREF _Toc3875 \h </w:instrText>
+            <w:instrText xml:space="preserve"> PAGEREF _Toc4083 \h </w:instrText>
           </w:r>
           <w:r>
             <w:fldChar w:fldCharType="separate"/>
           </w:r>
           <w:r>
-            <w:t>56</w:t>
+            <w:t>52</w:t>
           </w:r>
           <w:r>
             <w:fldChar w:fldCharType="end"/>
@@ -4614,7 +4655,7 @@
             <w:fldChar w:fldCharType="begin"/>
           </w:r>
           <w:r>
-            <w:instrText xml:space="preserve"> HYPERLINK \l _Toc10144 </w:instrText>
+            <w:instrText xml:space="preserve"> HYPERLINK \l _Toc24783 </w:instrText>
           </w:r>
           <w:r>
             <w:fldChar w:fldCharType="separate"/>
@@ -4629,13 +4670,13 @@
             <w:fldChar w:fldCharType="begin"/>
           </w:r>
           <w:r>
-            <w:instrText xml:space="preserve"> PAGEREF _Toc10144 \h </w:instrText>
+            <w:instrText xml:space="preserve"> PAGEREF _Toc24783 \h </w:instrText>
           </w:r>
           <w:r>
             <w:fldChar w:fldCharType="separate"/>
           </w:r>
           <w:r>
-            <w:t>58</w:t>
+            <w:t>54</w:t>
           </w:r>
           <w:r>
             <w:fldChar w:fldCharType="end"/>
@@ -4655,7 +4696,7 @@
             <w:fldChar w:fldCharType="begin"/>
           </w:r>
           <w:r>
-            <w:instrText xml:space="preserve"> HYPERLINK \l _Toc21951 </w:instrText>
+            <w:instrText xml:space="preserve"> HYPERLINK \l _Toc25203 </w:instrText>
           </w:r>
           <w:r>
             <w:fldChar w:fldCharType="separate"/>
@@ -4670,13 +4711,13 @@
             <w:fldChar w:fldCharType="begin"/>
           </w:r>
           <w:r>
-            <w:instrText xml:space="preserve"> PAGEREF _Toc21951 \h </w:instrText>
+            <w:instrText xml:space="preserve"> PAGEREF _Toc25203 \h </w:instrText>
           </w:r>
           <w:r>
             <w:fldChar w:fldCharType="separate"/>
           </w:r>
           <w:r>
-            <w:t>58</w:t>
+            <w:t>54</w:t>
           </w:r>
           <w:r>
             <w:fldChar w:fldCharType="end"/>
@@ -4696,7 +4737,7 @@
             <w:fldChar w:fldCharType="begin"/>
           </w:r>
           <w:r>
-            <w:instrText xml:space="preserve"> HYPERLINK \l _Toc23565 </w:instrText>
+            <w:instrText xml:space="preserve"> HYPERLINK \l _Toc19412 </w:instrText>
           </w:r>
           <w:r>
             <w:fldChar w:fldCharType="separate"/>
@@ -4711,13 +4752,13 @@
             <w:fldChar w:fldCharType="begin"/>
           </w:r>
           <w:r>
-            <w:instrText xml:space="preserve"> PAGEREF _Toc23565 \h </w:instrText>
+            <w:instrText xml:space="preserve"> PAGEREF _Toc19412 \h </w:instrText>
           </w:r>
           <w:r>
             <w:fldChar w:fldCharType="separate"/>
           </w:r>
           <w:r>
-            <w:t>59</w:t>
+            <w:t>55</w:t>
           </w:r>
           <w:r>
             <w:fldChar w:fldCharType="end"/>
@@ -4737,7 +4778,7 @@
             <w:fldChar w:fldCharType="begin"/>
           </w:r>
           <w:r>
-            <w:instrText xml:space="preserve"> HYPERLINK \l _Toc28883 </w:instrText>
+            <w:instrText xml:space="preserve"> HYPERLINK \l _Toc9206 </w:instrText>
           </w:r>
           <w:r>
             <w:fldChar w:fldCharType="separate"/>
@@ -4752,13 +4793,13 @@
             <w:fldChar w:fldCharType="begin"/>
           </w:r>
           <w:r>
-            <w:instrText xml:space="preserve"> PAGEREF _Toc28883 \h </w:instrText>
+            <w:instrText xml:space="preserve"> PAGEREF _Toc9206 \h </w:instrText>
           </w:r>
           <w:r>
             <w:fldChar w:fldCharType="separate"/>
           </w:r>
           <w:r>
-            <w:t>61</w:t>
+            <w:t>57</w:t>
           </w:r>
           <w:r>
             <w:fldChar w:fldCharType="end"/>
@@ -4818,8 +4859,8 @@
         <w:bidi w:val="0"/>
       </w:pPr>
       <w:bookmarkStart w:id="9" w:name="_Toc14070"/>
-      <w:bookmarkStart w:id="10" w:name="_Toc16993"/>
-      <w:bookmarkStart w:id="11" w:name="_Toc4889"/>
+      <w:bookmarkStart w:id="10" w:name="_Toc4889"/>
+      <w:bookmarkStart w:id="11" w:name="_Toc15408"/>
       <w:bookmarkStart w:id="12" w:name="第一章-绪论"/>
       <w:r>
         <w:t>第一章 绪论</w:t>
@@ -4839,7 +4880,7 @@
       </w:pPr>
       <w:bookmarkStart w:id="13" w:name="_Toc27080"/>
       <w:bookmarkStart w:id="14" w:name="_Toc30425"/>
-      <w:bookmarkStart w:id="15" w:name="_Toc7151"/>
+      <w:bookmarkStart w:id="15" w:name="_Toc12519"/>
       <w:bookmarkStart w:id="16" w:name="研究背景与意义"/>
       <w:r>
         <w:rPr>
@@ -5108,57 +5149,57 @@
     <w:p>
       <w:pPr>
         <w:pStyle w:val="11"/>
-        <w:spacing w:after="120"/>
-        <w:rPr>
-          <w:rFonts w:hint="eastAsia" w:ascii="黑体" w:hAnsi="黑体" w:eastAsia="黑体" w:cs="黑体"/>
-        </w:rPr>
-      </w:pPr>
-      <w:r>
-        <w:rPr>
-          <w:rFonts w:hint="eastAsia" w:ascii="黑体" w:hAnsi="黑体" w:eastAsia="黑体" w:cs="黑体"/>
+        <w:bidi w:val="0"/>
+        <w:rPr>
+          <w:rFonts w:hint="eastAsia"/>
+        </w:rPr>
+      </w:pPr>
+      <w:r>
+        <w:rPr>
+          <w:rFonts w:hint="eastAsia"/>
         </w:rPr>
         <w:t xml:space="preserve">图1- </w:t>
       </w:r>
       <w:r>
         <w:rPr>
-          <w:rFonts w:hint="eastAsia" w:ascii="黑体" w:hAnsi="黑体" w:eastAsia="黑体" w:cs="黑体"/>
+          <w:rFonts w:hint="eastAsia"/>
         </w:rPr>
         <w:fldChar w:fldCharType="begin"/>
       </w:r>
       <w:r>
         <w:rPr>
-          <w:rFonts w:hint="eastAsia" w:ascii="黑体" w:hAnsi="黑体" w:eastAsia="黑体" w:cs="黑体"/>
+          <w:rFonts w:hint="eastAsia"/>
         </w:rPr>
         <w:instrText xml:space="preserve"> SEQ 图1- \* ARABIC </w:instrText>
       </w:r>
       <w:r>
         <w:rPr>
-          <w:rFonts w:hint="eastAsia" w:ascii="黑体" w:hAnsi="黑体" w:eastAsia="黑体" w:cs="黑体"/>
+          <w:rFonts w:hint="eastAsia"/>
         </w:rPr>
         <w:fldChar w:fldCharType="separate"/>
       </w:r>
       <w:r>
         <w:rPr>
-          <w:rFonts w:hint="eastAsia" w:ascii="黑体" w:hAnsi="黑体" w:eastAsia="黑体" w:cs="黑体"/>
+          <w:rFonts w:hint="eastAsia"/>
         </w:rPr>
         <w:t>1</w:t>
       </w:r>
       <w:r>
         <w:rPr>
-          <w:rFonts w:hint="eastAsia" w:ascii="黑体" w:hAnsi="黑体" w:eastAsia="黑体" w:cs="黑体"/>
+          <w:rFonts w:hint="eastAsia"/>
         </w:rPr>
         <w:fldChar w:fldCharType="end"/>
       </w:r>
       <w:r>
         <w:rPr>
-          <w:rFonts w:hint="eastAsia" w:ascii="黑体" w:hAnsi="黑体" w:eastAsia="黑体" w:cs="黑体"/>
+          <w:rFonts w:hint="eastAsia"/>
           <w:lang w:val="en-US" w:eastAsia="zh-CN"/>
         </w:rPr>
         <w:t xml:space="preserve"> </w:t>
       </w:r>
       <w:r>
         <w:rPr>
-          <w:rFonts w:hint="eastAsia" w:ascii="黑体" w:hAnsi="黑体" w:eastAsia="黑体" w:cs="黑体"/>
+          <w:rFonts w:hint="eastAsia"/>
         </w:rPr>
         <w:t>传统网络配置管理痛点示意图</w:t>
       </w:r>
@@ -5302,9 +5343,9 @@
           <w:rFonts w:hint="eastAsia"/>
         </w:rPr>
       </w:pPr>
-      <w:bookmarkStart w:id="17" w:name="_Toc27017"/>
-      <w:bookmarkStart w:id="18" w:name="_Toc15201"/>
-      <w:bookmarkStart w:id="19" w:name="_Toc13451"/>
+      <w:bookmarkStart w:id="17" w:name="_Toc15201"/>
+      <w:bookmarkStart w:id="18" w:name="_Toc13451"/>
+      <w:bookmarkStart w:id="19" w:name="_Toc27920"/>
       <w:r>
         <w:rPr>
           <w:rFonts w:hint="eastAsia"/>
@@ -7023,8 +7064,8 @@
         </w:rPr>
       </w:pPr>
       <w:bookmarkStart w:id="22" w:name="_Toc207"/>
-      <w:bookmarkStart w:id="23" w:name="_Toc15898"/>
-      <w:bookmarkStart w:id="24" w:name="_Toc7131"/>
+      <w:bookmarkStart w:id="23" w:name="_Toc7131"/>
+      <w:bookmarkStart w:id="24" w:name="_Toc3932"/>
       <w:bookmarkStart w:id="25" w:name="主要研究工作"/>
       <w:r>
         <w:rPr>
@@ -7057,7 +7098,7 @@
       </w:pPr>
       <w:bookmarkStart w:id="26" w:name="_Toc2921"/>
       <w:bookmarkStart w:id="27" w:name="_Toc77"/>
-      <w:bookmarkStart w:id="28" w:name="_Toc25526"/>
+      <w:bookmarkStart w:id="28" w:name="_Toc29457"/>
       <w:r>
         <w:rPr>
           <w:rFonts w:hint="eastAsia"/>
@@ -7150,8 +7191,8 @@
         </w:rPr>
       </w:pPr>
       <w:bookmarkStart w:id="29" w:name="_Toc28745"/>
-      <w:bookmarkStart w:id="30" w:name="_Toc13988"/>
-      <w:bookmarkStart w:id="31" w:name="_Toc24347"/>
+      <w:bookmarkStart w:id="30" w:name="_Toc24347"/>
+      <w:bookmarkStart w:id="31" w:name="_Toc15187"/>
       <w:r>
         <w:rPr>
           <w:rFonts w:hint="eastAsia"/>
@@ -7205,12 +7246,7 @@
         <w:t>使</w:t>
       </w:r>
       <w:r>
-        <w:t>用自然语言定义</w:t>
-      </w:r>
-      <w:bookmarkStart w:id="347" w:name="_GoBack"/>
-      <w:bookmarkEnd w:id="347"/>
-      <w:r>
-        <w:t>合规策略。在此基础上，构建了一个基于</w:t>
+        <w:t>用自然语言定义合规策略。在此基础上，构建了一个基于</w:t>
       </w:r>
       <w:r>
         <w:rPr>
@@ -7270,9 +7306,9 @@
           <w:rFonts w:hint="eastAsia"/>
         </w:rPr>
       </w:pPr>
-      <w:bookmarkStart w:id="32" w:name="_Toc31627"/>
-      <w:bookmarkStart w:id="33" w:name="_Toc1135"/>
-      <w:bookmarkStart w:id="34" w:name="_Toc10631"/>
+      <w:bookmarkStart w:id="32" w:name="_Toc1135"/>
+      <w:bookmarkStart w:id="33" w:name="_Toc31627"/>
+      <w:bookmarkStart w:id="34" w:name="_Toc20192"/>
       <w:r>
         <w:rPr>
           <w:rFonts w:hint="eastAsia"/>
@@ -7355,9 +7391,9 @@
           <w:rFonts w:hint="eastAsia"/>
         </w:rPr>
       </w:pPr>
-      <w:bookmarkStart w:id="35" w:name="_Toc10503"/>
-      <w:bookmarkStart w:id="36" w:name="_Toc28305"/>
-      <w:bookmarkStart w:id="37" w:name="_Toc614"/>
+      <w:bookmarkStart w:id="35" w:name="_Toc28305"/>
+      <w:bookmarkStart w:id="36" w:name="_Toc614"/>
+      <w:bookmarkStart w:id="37" w:name="_Toc15343"/>
       <w:r>
         <w:rPr>
           <w:rFonts w:hint="eastAsia"/>
@@ -7500,84 +7536,59 @@
     </w:p>
     <w:p>
       <w:pPr>
-        <w:ind w:firstLine="2940" w:firstLineChars="1400"/>
-        <w:rPr>
-          <w:rFonts w:ascii="黑体" w:hAnsi="Arial" w:eastAsia="黑体"/>
-          <w:sz w:val="21"/>
-          <w:szCs w:val="21"/>
-        </w:rPr>
-      </w:pPr>
-      <w:r>
-        <w:rPr>
-          <w:rFonts w:hint="eastAsia" w:ascii="黑体" w:hAnsi="Arial" w:eastAsia="黑体"/>
-          <w:sz w:val="21"/>
-          <w:szCs w:val="21"/>
+        <w:pStyle w:val="11"/>
+        <w:bidi w:val="0"/>
+      </w:pPr>
+      <w:r>
+        <w:rPr>
+          <w:rFonts w:hint="eastAsia"/>
         </w:rPr>
         <w:t xml:space="preserve">图1- </w:t>
       </w:r>
       <w:r>
         <w:rPr>
-          <w:rFonts w:hint="eastAsia" w:ascii="黑体" w:hAnsi="Arial" w:eastAsia="黑体"/>
-          <w:sz w:val="21"/>
-          <w:szCs w:val="21"/>
+          <w:rFonts w:hint="eastAsia"/>
         </w:rPr>
         <w:fldChar w:fldCharType="begin"/>
       </w:r>
       <w:r>
         <w:rPr>
-          <w:rFonts w:hint="eastAsia" w:ascii="黑体" w:hAnsi="Arial" w:eastAsia="黑体"/>
-          <w:sz w:val="21"/>
-          <w:szCs w:val="21"/>
+          <w:rFonts w:hint="eastAsia"/>
         </w:rPr>
         <w:instrText xml:space="preserve"> SEQ 图1- \* ARABIC </w:instrText>
       </w:r>
       <w:r>
         <w:rPr>
-          <w:rFonts w:hint="eastAsia" w:ascii="黑体" w:hAnsi="Arial" w:eastAsia="黑体"/>
-          <w:sz w:val="21"/>
-          <w:szCs w:val="21"/>
+          <w:rFonts w:hint="eastAsia"/>
         </w:rPr>
         <w:fldChar w:fldCharType="separate"/>
       </w:r>
       <w:r>
         <w:rPr>
-          <w:rFonts w:hint="eastAsia" w:ascii="黑体" w:hAnsi="Arial" w:eastAsia="黑体"/>
-          <w:sz w:val="21"/>
-          <w:szCs w:val="21"/>
+          <w:rFonts w:hint="eastAsia"/>
         </w:rPr>
         <w:t>2</w:t>
       </w:r>
       <w:r>
         <w:rPr>
-          <w:rFonts w:hint="eastAsia" w:ascii="黑体" w:hAnsi="Arial" w:eastAsia="黑体"/>
-          <w:sz w:val="21"/>
-          <w:szCs w:val="21"/>
+          <w:rFonts w:hint="eastAsia"/>
         </w:rPr>
         <w:fldChar w:fldCharType="end"/>
       </w:r>
       <w:r>
         <w:rPr>
-          <w:rFonts w:hint="eastAsia" w:ascii="黑体" w:hAnsi="Arial" w:eastAsia="黑体"/>
-          <w:sz w:val="21"/>
-          <w:szCs w:val="21"/>
+          <w:rFonts w:hint="eastAsia"/>
           <w:lang w:val="en-US" w:eastAsia="zh-CN"/>
         </w:rPr>
         <w:t xml:space="preserve"> </w:t>
       </w:r>
       <w:r>
         <w:rPr>
-          <w:rFonts w:hint="eastAsia" w:ascii="黑体" w:hAnsi="Arial" w:eastAsia="黑体"/>
-          <w:sz w:val="21"/>
-          <w:szCs w:val="21"/>
+          <w:rFonts w:hint="eastAsia"/>
         </w:rPr>
         <w:t>本</w:t>
       </w:r>
       <w:r>
-        <w:rPr>
-          <w:rFonts w:ascii="黑体" w:hAnsi="Arial" w:eastAsia="黑体"/>
-          <w:sz w:val="21"/>
-          <w:szCs w:val="21"/>
-        </w:rPr>
         <w:t>文主要研究内容关系图</w:t>
       </w:r>
     </w:p>
@@ -7590,9 +7601,9 @@
           <w:rFonts w:hint="eastAsia"/>
         </w:rPr>
       </w:pPr>
-      <w:bookmarkStart w:id="38" w:name="_Toc4220"/>
-      <w:bookmarkStart w:id="39" w:name="_Toc4380"/>
-      <w:bookmarkStart w:id="40" w:name="_Toc9166"/>
+      <w:bookmarkStart w:id="38" w:name="_Toc4380"/>
+      <w:bookmarkStart w:id="39" w:name="_Toc9166"/>
+      <w:bookmarkStart w:id="40" w:name="_Toc30606"/>
       <w:bookmarkStart w:id="41" w:name="论文的组织结构"/>
       <w:r>
         <w:rPr>
@@ -7852,7 +7863,7 @@
       </w:pPr>
       <w:bookmarkStart w:id="43" w:name="_Toc13084"/>
       <w:bookmarkStart w:id="44" w:name="_Toc5082"/>
-      <w:bookmarkStart w:id="45" w:name="_Toc7406"/>
+      <w:bookmarkStart w:id="45" w:name="_Toc3701"/>
       <w:r>
         <w:t>第二章 系统相关技术概述</w:t>
       </w:r>
@@ -7886,9 +7897,9 @@
           <w:rFonts w:hint="eastAsia"/>
         </w:rPr>
       </w:pPr>
-      <w:bookmarkStart w:id="46" w:name="_Toc25839"/>
-      <w:bookmarkStart w:id="47" w:name="_Toc4377"/>
-      <w:bookmarkStart w:id="48" w:name="_Toc10830"/>
+      <w:bookmarkStart w:id="46" w:name="_Toc10830"/>
+      <w:bookmarkStart w:id="47" w:name="_Toc25839"/>
+      <w:bookmarkStart w:id="48" w:name="_Toc13799"/>
       <w:bookmarkStart w:id="49" w:name="区块链核心技术原理"/>
       <w:r>
         <w:rPr>
@@ -7909,8 +7920,8 @@
         </w:rPr>
       </w:pPr>
       <w:bookmarkStart w:id="50" w:name="_Toc32470"/>
-      <w:bookmarkStart w:id="51" w:name="_Toc582"/>
-      <w:bookmarkStart w:id="52" w:name="_Toc29686"/>
+      <w:bookmarkStart w:id="51" w:name="_Toc29686"/>
+      <w:bookmarkStart w:id="52" w:name="_Toc24275"/>
       <w:bookmarkStart w:id="53" w:name="哈希函数与加密链"/>
       <w:r>
         <w:rPr>
@@ -8337,9 +8348,9 @@
           <w:rFonts w:hint="eastAsia"/>
         </w:rPr>
       </w:pPr>
-      <w:bookmarkStart w:id="54" w:name="_Toc5782"/>
-      <w:bookmarkStart w:id="55" w:name="_Toc14119"/>
-      <w:bookmarkStart w:id="56" w:name="_Toc21886"/>
+      <w:bookmarkStart w:id="54" w:name="_Toc21886"/>
+      <w:bookmarkStart w:id="55" w:name="_Toc5782"/>
+      <w:bookmarkStart w:id="56" w:name="_Toc6973"/>
       <w:bookmarkStart w:id="57" w:name="不可变性与可追溯性"/>
       <w:r>
         <w:rPr>
@@ -8535,9 +8546,9 @@
           <w:rFonts w:hint="eastAsia"/>
         </w:rPr>
       </w:pPr>
-      <w:bookmarkStart w:id="58" w:name="_Toc27390"/>
-      <w:bookmarkStart w:id="59" w:name="_Toc1217"/>
-      <w:bookmarkStart w:id="60" w:name="_Toc1084"/>
+      <w:bookmarkStart w:id="58" w:name="_Toc1217"/>
+      <w:bookmarkStart w:id="59" w:name="_Toc1084"/>
+      <w:bookmarkStart w:id="60" w:name="_Toc16802"/>
       <w:bookmarkStart w:id="61" w:name="本项目中的中心化审计链应用模式"/>
       <w:r>
         <w:rPr>
@@ -8801,7 +8812,7 @@
     <w:p>
       <w:pPr>
         <w:pStyle w:val="11"/>
-        <w:spacing w:after="120"/>
+        <w:bidi w:val="0"/>
       </w:pPr>
       <w:r>
         <w:rPr>
@@ -8865,8 +8876,8 @@
         </w:rPr>
       </w:pPr>
       <w:bookmarkStart w:id="63" w:name="_Toc15444"/>
-      <w:bookmarkStart w:id="64" w:name="_Toc21752"/>
-      <w:bookmarkStart w:id="65" w:name="_Toc32198"/>
+      <w:bookmarkStart w:id="64" w:name="_Toc32198"/>
+      <w:bookmarkStart w:id="65" w:name="_Toc30710"/>
       <w:r>
         <w:rPr>
           <w:rFonts w:hint="eastAsia"/>
@@ -8887,7 +8898,7 @@
       </w:pPr>
       <w:bookmarkStart w:id="66" w:name="_Toc26149"/>
       <w:bookmarkStart w:id="67" w:name="_Toc17076"/>
-      <w:bookmarkStart w:id="68" w:name="_Toc20408"/>
+      <w:bookmarkStart w:id="68" w:name="_Toc25376"/>
       <w:bookmarkStart w:id="69" w:name="llm基本原理与能力"/>
       <w:r>
         <w:rPr>
@@ -9000,7 +9011,7 @@
     <w:p>
       <w:pPr>
         <w:pStyle w:val="11"/>
-        <w:spacing w:after="120"/>
+        <w:bidi w:val="0"/>
       </w:pPr>
       <w:r>
         <w:rPr>
@@ -9055,7 +9066,6 @@
       <w:r>
         <w:rPr>
           <w:rFonts w:hint="eastAsia"/>
-          <w:vertAlign w:val="superscript"/>
         </w:rPr>
         <w:t>①</w:t>
       </w:r>
@@ -9254,8 +9264,8 @@
         </w:rPr>
       </w:pPr>
       <w:bookmarkStart w:id="71" w:name="_Toc6343"/>
-      <w:bookmarkStart w:id="72" w:name="_Toc6622"/>
-      <w:bookmarkStart w:id="73" w:name="_Toc28861"/>
+      <w:bookmarkStart w:id="72" w:name="_Toc28861"/>
+      <w:bookmarkStart w:id="73" w:name="_Toc5917"/>
       <w:bookmarkStart w:id="74" w:name="可插拔ai驱动架构与讯飞星火模型"/>
       <w:r>
         <w:rPr>
@@ -9378,8 +9388,8 @@
         </w:rPr>
       </w:pPr>
       <w:bookmarkStart w:id="76" w:name="_Toc15763"/>
-      <w:bookmarkStart w:id="77" w:name="_Toc7917"/>
-      <w:bookmarkStart w:id="78" w:name="_Toc2518"/>
+      <w:bookmarkStart w:id="77" w:name="_Toc2518"/>
+      <w:bookmarkStart w:id="78" w:name="_Toc31462"/>
       <w:r>
         <w:rPr>
           <w:rFonts w:hint="eastAsia"/>
@@ -9650,9 +9660,9 @@
           <w:rFonts w:hint="eastAsia"/>
         </w:rPr>
       </w:pPr>
-      <w:bookmarkStart w:id="79" w:name="_Toc24803"/>
-      <w:bookmarkStart w:id="80" w:name="_Toc22856"/>
-      <w:bookmarkStart w:id="81" w:name="_Toc27948"/>
+      <w:bookmarkStart w:id="79" w:name="_Toc22856"/>
+      <w:bookmarkStart w:id="80" w:name="_Toc24803"/>
+      <w:bookmarkStart w:id="81" w:name="_Toc28600"/>
       <w:bookmarkStart w:id="82" w:name="前后端分离架构"/>
       <w:r>
         <w:rPr>
@@ -9904,9 +9914,9 @@
           <w:rFonts w:hint="eastAsia"/>
         </w:rPr>
       </w:pPr>
-      <w:bookmarkStart w:id="84" w:name="_Toc26446"/>
-      <w:bookmarkStart w:id="85" w:name="_Toc4697"/>
-      <w:bookmarkStart w:id="86" w:name="_Toc4319"/>
+      <w:bookmarkStart w:id="84" w:name="_Toc4319"/>
+      <w:bookmarkStart w:id="85" w:name="_Toc26446"/>
+      <w:bookmarkStart w:id="86" w:name="_Toc4717"/>
       <w:r>
         <w:rPr>
           <w:rFonts w:hint="eastAsia"/>
@@ -10161,9 +10171,9 @@
           <w:rFonts w:hint="eastAsia"/>
         </w:rPr>
       </w:pPr>
-      <w:bookmarkStart w:id="87" w:name="_Toc25773"/>
-      <w:bookmarkStart w:id="88" w:name="_Toc19695"/>
-      <w:bookmarkStart w:id="89" w:name="_Toc23421"/>
+      <w:bookmarkStart w:id="87" w:name="_Toc19695"/>
+      <w:bookmarkStart w:id="88" w:name="_Toc23421"/>
+      <w:bookmarkStart w:id="89" w:name="_Toc16834"/>
       <w:bookmarkStart w:id="90" w:name="后端python-fastapi框架介绍"/>
       <w:r>
         <w:rPr>
@@ -10361,7 +10371,7 @@
     <w:p>
       <w:pPr>
         <w:pStyle w:val="11"/>
-        <w:spacing w:after="120"/>
+        <w:bidi w:val="0"/>
       </w:pPr>
       <w:r>
         <w:rPr>
@@ -10424,8 +10434,8 @@
         </w:rPr>
       </w:pPr>
       <w:bookmarkStart w:id="91" w:name="_Toc7962"/>
-      <w:bookmarkStart w:id="92" w:name="_Toc301"/>
-      <w:bookmarkStart w:id="93" w:name="_Toc12901"/>
+      <w:bookmarkStart w:id="92" w:name="_Toc12901"/>
+      <w:bookmarkStart w:id="93" w:name="_Toc23708"/>
       <w:bookmarkStart w:id="94" w:name="netmiko网络自动化库"/>
       <w:r>
         <w:rPr>
@@ -10629,9 +10639,9 @@
         <w:pStyle w:val="2"/>
         <w:bidi w:val="0"/>
       </w:pPr>
-      <w:bookmarkStart w:id="96" w:name="_Toc17141"/>
-      <w:bookmarkStart w:id="97" w:name="_Toc31749"/>
-      <w:bookmarkStart w:id="98" w:name="_Toc4561"/>
+      <w:bookmarkStart w:id="96" w:name="_Toc31749"/>
+      <w:bookmarkStart w:id="97" w:name="_Toc17141"/>
+      <w:bookmarkStart w:id="98" w:name="_Toc1009"/>
       <w:r>
         <w:t>第三章 智能网络配置审计系统总体设计</w:t>
       </w:r>
@@ -10666,9 +10676,9 @@
           <w:rFonts w:hint="eastAsia"/>
         </w:rPr>
       </w:pPr>
-      <w:bookmarkStart w:id="99" w:name="_Toc18411"/>
-      <w:bookmarkStart w:id="100" w:name="_Toc7249"/>
-      <w:bookmarkStart w:id="101" w:name="_Toc23998"/>
+      <w:bookmarkStart w:id="99" w:name="_Toc7249"/>
+      <w:bookmarkStart w:id="100" w:name="_Toc23998"/>
+      <w:bookmarkStart w:id="101" w:name="_Toc3835"/>
       <w:bookmarkStart w:id="102" w:name="系统设计目标与原则"/>
       <w:r>
         <w:rPr>
@@ -11104,9 +11114,9 @@
           <w:rFonts w:hint="eastAsia"/>
         </w:rPr>
       </w:pPr>
-      <w:bookmarkStart w:id="104" w:name="_Toc16982"/>
-      <w:bookmarkStart w:id="105" w:name="_Toc17156"/>
-      <w:bookmarkStart w:id="106" w:name="_Toc24128"/>
+      <w:bookmarkStart w:id="104" w:name="_Toc17156"/>
+      <w:bookmarkStart w:id="105" w:name="_Toc16982"/>
+      <w:bookmarkStart w:id="106" w:name="_Toc28850"/>
       <w:r>
         <w:rPr>
           <w:rFonts w:hint="eastAsia"/>
@@ -11122,9 +11132,9 @@
         <w:pStyle w:val="4"/>
         <w:bidi w:val="0"/>
       </w:pPr>
-      <w:bookmarkStart w:id="107" w:name="_Toc24393"/>
-      <w:bookmarkStart w:id="108" w:name="_Toc57"/>
-      <w:bookmarkStart w:id="109" w:name="_Toc22593"/>
+      <w:bookmarkStart w:id="107" w:name="_Toc57"/>
+      <w:bookmarkStart w:id="108" w:name="_Toc22593"/>
+      <w:bookmarkStart w:id="109" w:name="_Toc28987"/>
       <w:bookmarkStart w:id="110" w:name="物理部署架构"/>
       <w:r>
         <w:t>3.2.1 物理部署架构</w:t>
@@ -11191,7 +11201,7 @@
     <w:p>
       <w:pPr>
         <w:pStyle w:val="11"/>
-        <w:spacing w:after="120"/>
+        <w:bidi w:val="0"/>
       </w:pPr>
       <w:r>
         <w:rPr>
@@ -11351,9 +11361,9 @@
         <w:pStyle w:val="4"/>
         <w:bidi w:val="0"/>
       </w:pPr>
-      <w:bookmarkStart w:id="112" w:name="_Toc1606"/>
+      <w:bookmarkStart w:id="112" w:name="_Toc10405"/>
       <w:bookmarkStart w:id="113" w:name="_Toc22415"/>
-      <w:bookmarkStart w:id="114" w:name="_Toc10405"/>
+      <w:bookmarkStart w:id="114" w:name="_Toc13315"/>
       <w:r>
         <w:t>3.2.2 前后端分离的应用架构</w:t>
       </w:r>
@@ -11432,7 +11442,7 @@
     <w:p>
       <w:pPr>
         <w:pStyle w:val="11"/>
-        <w:spacing w:after="120"/>
+        <w:bidi w:val="0"/>
       </w:pPr>
       <w:r>
         <w:rPr>
@@ -11639,9 +11649,9 @@
         <w:pStyle w:val="4"/>
         <w:bidi w:val="0"/>
       </w:pPr>
-      <w:bookmarkStart w:id="116" w:name="_Toc28788"/>
+      <w:bookmarkStart w:id="116" w:name="_Toc29524"/>
       <w:bookmarkStart w:id="117" w:name="_Toc12801"/>
-      <w:bookmarkStart w:id="118" w:name="_Toc29524"/>
+      <w:bookmarkStart w:id="118" w:name="_Toc15920"/>
       <w:r>
         <w:t>3.2.3 系统核心数据流分析</w:t>
       </w:r>
@@ -11708,7 +11718,7 @@
     <w:p>
       <w:pPr>
         <w:pStyle w:val="11"/>
-        <w:spacing w:after="120"/>
+        <w:bidi w:val="0"/>
       </w:pPr>
       <w:r>
         <w:rPr>
@@ -12072,9 +12082,9 @@
         <w:pStyle w:val="3"/>
         <w:bidi w:val="0"/>
       </w:pPr>
-      <w:bookmarkStart w:id="119" w:name="_Toc15399"/>
+      <w:bookmarkStart w:id="119" w:name="_Toc18659"/>
       <w:bookmarkStart w:id="120" w:name="_Toc6472"/>
-      <w:bookmarkStart w:id="121" w:name="_Toc18659"/>
+      <w:bookmarkStart w:id="121" w:name="_Toc2318"/>
       <w:bookmarkStart w:id="122" w:name="功能模块设计"/>
       <w:r>
         <w:t>3.3 功能模块设计</w:t>
@@ -12212,9 +12222,9 @@
         <w:pStyle w:val="4"/>
         <w:bidi w:val="0"/>
       </w:pPr>
-      <w:bookmarkStart w:id="123" w:name="_Toc25362"/>
-      <w:bookmarkStart w:id="124" w:name="_Toc16529"/>
-      <w:bookmarkStart w:id="125" w:name="_Toc837"/>
+      <w:bookmarkStart w:id="123" w:name="_Toc16529"/>
+      <w:bookmarkStart w:id="124" w:name="_Toc25362"/>
+      <w:bookmarkStart w:id="125" w:name="_Toc2419"/>
       <w:bookmarkStart w:id="126" w:name="核心审计链模块"/>
       <w:r>
         <w:t>3.3.1 核心审计链模块</w:t>
@@ -12325,7 +12335,7 @@
       </w:pPr>
       <w:bookmarkStart w:id="127" w:name="_Toc12428"/>
       <w:bookmarkStart w:id="128" w:name="_Toc20698"/>
-      <w:bookmarkStart w:id="129" w:name="_Toc5237"/>
+      <w:bookmarkStart w:id="129" w:name="_Toc19894"/>
       <w:bookmarkStart w:id="130" w:name="ai智能治理模块"/>
       <w:r>
         <w:t>3.3.2</w:t>
@@ -12440,9 +12450,9 @@
         <w:pStyle w:val="4"/>
         <w:bidi w:val="0"/>
       </w:pPr>
-      <w:bookmarkStart w:id="131" w:name="_Toc15802"/>
+      <w:bookmarkStart w:id="131" w:name="_Toc30597"/>
       <w:bookmarkStart w:id="132" w:name="_Toc27574"/>
-      <w:bookmarkStart w:id="133" w:name="_Toc30597"/>
+      <w:bookmarkStart w:id="133" w:name="_Toc14151"/>
       <w:bookmarkStart w:id="134" w:name="实时交互终端模块"/>
       <w:r>
         <w:rPr>
@@ -12571,9 +12581,9 @@
         <w:pStyle w:val="4"/>
         <w:bidi w:val="0"/>
       </w:pPr>
-      <w:bookmarkStart w:id="135" w:name="_Toc14878"/>
-      <w:bookmarkStart w:id="136" w:name="_Toc17548"/>
-      <w:bookmarkStart w:id="137" w:name="_Toc25338"/>
+      <w:bookmarkStart w:id="135" w:name="_Toc17548"/>
+      <w:bookmarkStart w:id="136" w:name="_Toc25338"/>
+      <w:bookmarkStart w:id="137" w:name="_Toc885"/>
       <w:bookmarkStart w:id="138" w:name="自动化与管理模块"/>
       <w:r>
         <w:t>3.3.4 自动化与管理模块</w:t>
@@ -12668,9 +12678,9 @@
         <w:pStyle w:val="4"/>
         <w:bidi w:val="0"/>
       </w:pPr>
-      <w:bookmarkStart w:id="139" w:name="_Toc912"/>
-      <w:bookmarkStart w:id="140" w:name="_Toc2132"/>
-      <w:bookmarkStart w:id="141" w:name="_Toc28743"/>
+      <w:bookmarkStart w:id="139" w:name="_Toc2132"/>
+      <w:bookmarkStart w:id="140" w:name="_Toc912"/>
+      <w:bookmarkStart w:id="141" w:name="_Toc16505"/>
       <w:bookmarkStart w:id="142" w:name="用户界面ui与用户体验ux设计"/>
       <w:r>
         <w:rPr>
@@ -12960,9 +12970,9 @@
         <w:pStyle w:val="3"/>
         <w:bidi w:val="0"/>
       </w:pPr>
-      <w:bookmarkStart w:id="143" w:name="_Toc20481"/>
+      <w:bookmarkStart w:id="143" w:name="_Toc28777"/>
       <w:bookmarkStart w:id="144" w:name="_Toc3782"/>
-      <w:bookmarkStart w:id="145" w:name="_Toc28777"/>
+      <w:bookmarkStart w:id="145" w:name="_Toc12344"/>
       <w:bookmarkStart w:id="146" w:name="数据库设计"/>
       <w:r>
         <w:t>3.4 数据库设计</w:t>
@@ -12976,9 +12986,9 @@
         <w:pStyle w:val="4"/>
         <w:bidi w:val="0"/>
       </w:pPr>
-      <w:bookmarkStart w:id="147" w:name="_Toc23970"/>
+      <w:bookmarkStart w:id="147" w:name="_Toc4128"/>
       <w:bookmarkStart w:id="148" w:name="_Toc6049"/>
-      <w:bookmarkStart w:id="149" w:name="_Toc4128"/>
+      <w:bookmarkStart w:id="149" w:name="_Toc2631"/>
       <w:bookmarkStart w:id="150" w:name="数据库选型与理由"/>
       <w:r>
         <w:rPr>
@@ -13052,8 +13062,8 @@
         <w:bidi w:val="0"/>
       </w:pPr>
       <w:bookmarkStart w:id="152" w:name="_Toc9589"/>
-      <w:bookmarkStart w:id="153" w:name="_Toc21510"/>
-      <w:bookmarkStart w:id="154" w:name="_Toc22111"/>
+      <w:bookmarkStart w:id="153" w:name="_Toc22111"/>
+      <w:bookmarkStart w:id="154" w:name="_Toc26405"/>
       <w:r>
         <w:rPr>
           <w:rFonts w:hint="eastAsia"/>
@@ -13124,7 +13134,7 @@
     <w:p>
       <w:pPr>
         <w:pStyle w:val="11"/>
-        <w:spacing w:after="120"/>
+        <w:bidi w:val="0"/>
       </w:pPr>
       <w:r>
         <w:rPr>
@@ -13415,9 +13425,9 @@
         <w:pStyle w:val="4"/>
         <w:bidi w:val="0"/>
       </w:pPr>
-      <w:bookmarkStart w:id="155" w:name="_Toc17381"/>
-      <w:bookmarkStart w:id="156" w:name="_Toc25076"/>
-      <w:bookmarkStart w:id="157" w:name="_Toc21245"/>
+      <w:bookmarkStart w:id="155" w:name="_Toc21245"/>
+      <w:bookmarkStart w:id="156" w:name="_Toc17381"/>
+      <w:bookmarkStart w:id="157" w:name="_Toc6815"/>
       <w:bookmarkStart w:id="158" w:name="核心数据表结构设计"/>
       <w:r>
         <w:t>3.4.3 核心数据表结构设计</w:t>
@@ -13962,14 +13972,6 @@
         <w:gridCol w:w="3596"/>
       </w:tblGrid>
       <w:tr>
-        <w:tblPrEx>
-          <w:tblCellMar>
-            <w:top w:w="15" w:type="dxa"/>
-            <w:left w:w="15" w:type="dxa"/>
-            <w:bottom w:w="15" w:type="dxa"/>
-            <w:right w:w="15" w:type="dxa"/>
-          </w:tblCellMar>
-        </w:tblPrEx>
         <w:trPr>
           <w:tblCellSpacing w:w="15" w:type="dxa"/>
           <w:jc w:val="center"/>
@@ -15758,8 +15760,8 @@
         <w:bidi w:val="0"/>
       </w:pPr>
       <w:bookmarkStart w:id="159" w:name="_Toc5310"/>
-      <w:bookmarkStart w:id="160" w:name="_Toc14346"/>
-      <w:bookmarkStart w:id="161" w:name="_Toc26945"/>
+      <w:bookmarkStart w:id="160" w:name="_Toc26945"/>
+      <w:bookmarkStart w:id="161" w:name="_Toc16483"/>
       <w:bookmarkStart w:id="162" w:name="核心安全模型设计五道法证级防线"/>
       <w:r>
         <w:t>3.5 核心安全模型设计：五道“法证级”防线</w:t>
@@ -15827,7 +15829,7 @@
     <w:p>
       <w:pPr>
         <w:pStyle w:val="11"/>
-        <w:spacing w:after="120"/>
+        <w:bidi w:val="0"/>
       </w:pPr>
       <w:r>
         <w:rPr>
@@ -16303,8 +16305,8 @@
         <w:bidi w:val="0"/>
       </w:pPr>
       <w:bookmarkStart w:id="164" w:name="_Toc11733"/>
-      <w:bookmarkStart w:id="165" w:name="_Toc31897"/>
-      <w:bookmarkStart w:id="166" w:name="_Toc30627"/>
+      <w:bookmarkStart w:id="165" w:name="_Toc30627"/>
+      <w:bookmarkStart w:id="166" w:name="_Toc29489"/>
       <w:r>
         <w:rPr>
           <w:rFonts w:hint="eastAsia"/>
@@ -16345,9 +16347,9 @@
         <w:pStyle w:val="3"/>
         <w:bidi w:val="0"/>
       </w:pPr>
-      <w:bookmarkStart w:id="167" w:name="_Toc18211"/>
-      <w:bookmarkStart w:id="168" w:name="_Toc235"/>
-      <w:bookmarkStart w:id="169" w:name="_Toc1740"/>
+      <w:bookmarkStart w:id="167" w:name="_Toc235"/>
+      <w:bookmarkStart w:id="168" w:name="_Toc1740"/>
+      <w:bookmarkStart w:id="169" w:name="_Toc99"/>
       <w:r>
         <w:rPr>
           <w:rFonts w:hint="eastAsia"/>
@@ -16372,8 +16374,8 @@
         <w:bidi w:val="0"/>
       </w:pPr>
       <w:bookmarkStart w:id="170" w:name="_Toc31164"/>
-      <w:bookmarkStart w:id="171" w:name="_Toc6357"/>
-      <w:bookmarkStart w:id="172" w:name="_Toc4057"/>
+      <w:bookmarkStart w:id="171" w:name="_Toc4057"/>
+      <w:bookmarkStart w:id="172" w:name="_Toc29223"/>
       <w:r>
         <w:t>4.1.1 区块数据结构定义与实现</w:t>
       </w:r>
@@ -16540,7 +16542,7 @@
       </w:pPr>
       <w:bookmarkStart w:id="176" w:name="_Toc24746"/>
       <w:bookmarkStart w:id="177" w:name="_Toc4510"/>
-      <w:bookmarkStart w:id="178" w:name="_Toc25090"/>
+      <w:bookmarkStart w:id="178" w:name="_Toc29247"/>
       <w:r>
         <w:t>4.1.2 哈希计算与链式追加逻辑的实现</w:t>
       </w:r>
@@ -16648,9 +16650,9 @@
         <w:pStyle w:val="4"/>
         <w:bidi w:val="0"/>
       </w:pPr>
-      <w:bookmarkStart w:id="179" w:name="_Toc15252"/>
-      <w:bookmarkStart w:id="180" w:name="_Toc31060"/>
-      <w:bookmarkStart w:id="181" w:name="_Toc5408"/>
+      <w:bookmarkStart w:id="179" w:name="_Toc31060"/>
+      <w:bookmarkStart w:id="180" w:name="_Toc15252"/>
+      <w:bookmarkStart w:id="181" w:name="_Toc19838"/>
       <w:bookmarkStart w:id="182" w:name="链完整性验证机制的实现"/>
       <w:r>
         <w:t>4.1.3 链完整性验证机制的实现</w:t>
@@ -16871,8 +16873,8 @@
         <w:bidi w:val="0"/>
       </w:pPr>
       <w:bookmarkStart w:id="183" w:name="_Toc12338"/>
-      <w:bookmarkStart w:id="184" w:name="_Toc13191"/>
-      <w:bookmarkStart w:id="185" w:name="_Toc28626"/>
+      <w:bookmarkStart w:id="184" w:name="_Toc28626"/>
+      <w:bookmarkStart w:id="185" w:name="_Toc22046"/>
       <w:bookmarkStart w:id="186" w:name="可插拔ai驱动架构与事前治理引擎的实现"/>
       <w:r>
         <w:t>4.2 可插拔AI驱动架构与“事前治理”引擎的实现</w:t>
@@ -16887,9 +16889,9 @@
         <w:pStyle w:val="4"/>
         <w:bidi w:val="0"/>
       </w:pPr>
-      <w:bookmarkStart w:id="188" w:name="_Toc14841"/>
-      <w:bookmarkStart w:id="189" w:name="_Toc4204"/>
-      <w:bookmarkStart w:id="190" w:name="_Toc17919"/>
+      <w:bookmarkStart w:id="188" w:name="_Toc4204"/>
+      <w:bookmarkStart w:id="189" w:name="_Toc14841"/>
+      <w:bookmarkStart w:id="190" w:name="_Toc9817"/>
       <w:r>
         <w:t>4.2.1 可插拔AI驱动架构</w:t>
       </w:r>
@@ -16963,7 +16965,7 @@
     <w:p>
       <w:pPr>
         <w:pStyle w:val="11"/>
-        <w:spacing w:after="120"/>
+        <w:bidi w:val="0"/>
       </w:pPr>
       <w:r>
         <w:rPr>
@@ -17099,9 +17101,9 @@
         <w:pStyle w:val="4"/>
         <w:bidi w:val="0"/>
       </w:pPr>
-      <w:bookmarkStart w:id="191" w:name="_Toc16047"/>
-      <w:bookmarkStart w:id="192" w:name="_Toc18108"/>
-      <w:bookmarkStart w:id="193" w:name="_Toc15247"/>
+      <w:bookmarkStart w:id="191" w:name="_Toc15247"/>
+      <w:bookmarkStart w:id="192" w:name="_Toc16047"/>
+      <w:bookmarkStart w:id="193" w:name="_Toc3016"/>
       <w:bookmarkStart w:id="194" w:name="基于ai的变更拦截工作流实现"/>
       <w:r>
         <w:t>4.2.2 基于AI的变更拦截工作流实现</w:t>
@@ -17165,7 +17167,7 @@
     <w:p>
       <w:pPr>
         <w:pStyle w:val="11"/>
-        <w:spacing w:after="120"/>
+        <w:bidi w:val="0"/>
       </w:pPr>
       <w:r>
         <w:rPr>
@@ -17251,9 +17253,9 @@
         <w:pStyle w:val="4"/>
         <w:bidi w:val="0"/>
       </w:pPr>
-      <w:bookmarkStart w:id="196" w:name="_Toc22663"/>
+      <w:bookmarkStart w:id="196" w:name="_Toc32666"/>
       <w:bookmarkStart w:id="197" w:name="_Toc1983"/>
-      <w:bookmarkStart w:id="198" w:name="_Toc32666"/>
+      <w:bookmarkStart w:id="198" w:name="_Toc23496"/>
       <w:r>
         <w:t xml:space="preserve">4.2.3 </w:t>
       </w:r>
@@ -17380,8 +17382,8 @@
         <w:bidi w:val="0"/>
       </w:pPr>
       <w:bookmarkStart w:id="199" w:name="_Toc28706"/>
-      <w:bookmarkStart w:id="200" w:name="_Toc29134"/>
-      <w:bookmarkStart w:id="201" w:name="_Toc7444"/>
+      <w:bookmarkStart w:id="200" w:name="_Toc7444"/>
+      <w:bookmarkStart w:id="201" w:name="_Toc8911"/>
       <w:bookmarkStart w:id="202" w:name="安全交互式终端的实现"/>
       <w:r>
         <w:t>4.3 安全交互式终端的实现</w:t>
@@ -17395,9 +17397,9 @@
         <w:pStyle w:val="4"/>
         <w:bidi w:val="0"/>
       </w:pPr>
-      <w:bookmarkStart w:id="203" w:name="_Toc23027"/>
+      <w:bookmarkStart w:id="203" w:name="_Toc1879"/>
       <w:bookmarkStart w:id="204" w:name="_Toc25441"/>
-      <w:bookmarkStart w:id="205" w:name="_Toc1879"/>
+      <w:bookmarkStart w:id="205" w:name="_Toc16595"/>
       <w:bookmarkStart w:id="206" w:name="websocket与ssh通道桥接"/>
       <w:r>
         <w:t xml:space="preserve">4.3.1 </w:t>
@@ -17532,9 +17534,9 @@
         <w:pStyle w:val="4"/>
         <w:bidi w:val="0"/>
       </w:pPr>
-      <w:bookmarkStart w:id="208" w:name="_Toc26054"/>
+      <w:bookmarkStart w:id="208" w:name="_Toc24332"/>
       <w:bookmarkStart w:id="209" w:name="_Toc16891"/>
-      <w:bookmarkStart w:id="210" w:name="_Toc24332"/>
+      <w:bookmarkStart w:id="210" w:name="_Toc1265"/>
       <w:r>
         <w:t>4.3.2 高危命令拦截机制的实现</w:t>
       </w:r>
@@ -17611,7 +17613,7 @@
     <w:p>
       <w:pPr>
         <w:pStyle w:val="11"/>
-        <w:spacing w:after="120"/>
+        <w:bidi w:val="0"/>
       </w:pPr>
       <w:r>
         <w:rPr>
@@ -17815,8 +17817,8 @@
         <w:bidi w:val="0"/>
       </w:pPr>
       <w:bookmarkStart w:id="212" w:name="_Toc32052"/>
-      <w:bookmarkStart w:id="213" w:name="_Toc5368"/>
-      <w:bookmarkStart w:id="214" w:name="_Toc16389"/>
+      <w:bookmarkStart w:id="213" w:name="_Toc16389"/>
+      <w:bookmarkStart w:id="214" w:name="_Toc14280"/>
       <w:r>
         <w:t>4.4 企业级管理功能的实现</w:t>
       </w:r>
@@ -17830,8 +17832,8 @@
         <w:bidi w:val="0"/>
       </w:pPr>
       <w:bookmarkStart w:id="215" w:name="_Toc25756"/>
-      <w:bookmarkStart w:id="216" w:name="_Toc28940"/>
-      <w:bookmarkStart w:id="217" w:name="_Toc17360"/>
+      <w:bookmarkStart w:id="216" w:name="_Toc17360"/>
+      <w:bookmarkStart w:id="217" w:name="_Toc21667"/>
       <w:bookmarkStart w:id="218" w:name="原子化权限管理"/>
       <w:r>
         <w:t>4.4.1 原子化权限管理</w:t>
@@ -17912,8 +17914,8 @@
         <w:bidi w:val="0"/>
       </w:pPr>
       <w:bookmarkStart w:id="219" w:name="_Toc5633"/>
-      <w:bookmarkStart w:id="220" w:name="_Toc15043"/>
-      <w:bookmarkStart w:id="221" w:name="_Toc6674"/>
+      <w:bookmarkStart w:id="220" w:name="_Toc6674"/>
+      <w:bookmarkStart w:id="221" w:name="_Toc1313"/>
       <w:bookmarkStart w:id="222" w:name="断连自动审计的实现"/>
       <w:r>
         <w:t>4.4.2 “断连自动审计”的实现</w:t>
@@ -18003,9 +18005,9 @@
         <w:pStyle w:val="3"/>
         <w:bidi w:val="0"/>
       </w:pPr>
-      <w:bookmarkStart w:id="223" w:name="_Toc13049"/>
-      <w:bookmarkStart w:id="224" w:name="_Toc8244"/>
-      <w:bookmarkStart w:id="225" w:name="_Toc834"/>
+      <w:bookmarkStart w:id="223" w:name="_Toc8244"/>
+      <w:bookmarkStart w:id="224" w:name="_Toc834"/>
+      <w:bookmarkStart w:id="225" w:name="_Toc10472"/>
       <w:bookmarkStart w:id="226" w:name="安全写入启动配置功能的实现"/>
       <w:r>
         <w:t>4.5 “安全写入启动配置”功能的实现</w:t>
@@ -18081,7 +18083,7 @@
     <w:p>
       <w:pPr>
         <w:pStyle w:val="11"/>
-        <w:spacing w:after="120"/>
+        <w:bidi w:val="0"/>
       </w:pPr>
       <w:r>
         <w:rPr>
@@ -18311,9 +18313,9 @@
         <w:pStyle w:val="2"/>
         <w:bidi w:val="0"/>
       </w:pPr>
-      <w:bookmarkStart w:id="228" w:name="_Toc23137"/>
-      <w:bookmarkStart w:id="229" w:name="_Toc7559"/>
-      <w:bookmarkStart w:id="230" w:name="_Toc15544"/>
+      <w:bookmarkStart w:id="228" w:name="_Toc7559"/>
+      <w:bookmarkStart w:id="229" w:name="_Toc23137"/>
+      <w:bookmarkStart w:id="230" w:name="_Toc32384"/>
       <w:r>
         <w:t>第五章 系统测试与分析</w:t>
       </w:r>
@@ -18338,9 +18340,9 @@
         <w:pStyle w:val="3"/>
         <w:bidi w:val="0"/>
       </w:pPr>
-      <w:bookmarkStart w:id="231" w:name="_Toc12548"/>
+      <w:bookmarkStart w:id="231" w:name="_Toc20171"/>
       <w:bookmarkStart w:id="232" w:name="_Toc14101"/>
-      <w:bookmarkStart w:id="233" w:name="_Toc20171"/>
+      <w:bookmarkStart w:id="233" w:name="_Toc22748"/>
       <w:bookmarkStart w:id="234" w:name="测试环境搭建"/>
       <w:r>
         <w:t>5.1 测试环境搭建</w:t>
@@ -18610,12 +18612,13 @@
     <w:p>
       <w:pPr>
         <w:keepNext/>
+        <w:jc w:val="center"/>
       </w:pPr>
       <w:r>
         <w:drawing>
           <wp:inline distT="0" distB="0" distL="0" distR="0">
-            <wp:extent cx="5899150" cy="3418205"/>
-            <wp:effectExtent l="0" t="0" r="13970" b="10795"/>
+            <wp:extent cx="5414645" cy="3137535"/>
+            <wp:effectExtent l="0" t="0" r="10795" b="1905"/>
             <wp:docPr id="6" name="图片 6"/>
             <wp:cNvGraphicFramePr>
               <a:graphicFrameLocks xmlns:a="http://schemas.openxmlformats.org/drawingml/2006/main" noChangeAspect="1"/>
@@ -18645,7 +18648,7 @@
                   <pic:spPr>
                     <a:xfrm>
                       <a:off x="0" y="0"/>
-                      <a:ext cx="5899150" cy="3418205"/>
+                      <a:ext cx="5414645" cy="3137535"/>
                     </a:xfrm>
                     <a:prstGeom prst="rect">
                       <a:avLst/>
@@ -18665,7 +18668,7 @@
     <w:p>
       <w:pPr>
         <w:pStyle w:val="11"/>
-        <w:spacing w:after="120"/>
+        <w:bidi w:val="0"/>
       </w:pPr>
       <w:r>
         <w:rPr>
@@ -18714,9 +18717,9 @@
         <w:pStyle w:val="3"/>
         <w:bidi w:val="0"/>
       </w:pPr>
-      <w:bookmarkStart w:id="235" w:name="_Toc9590"/>
+      <w:bookmarkStart w:id="235" w:name="_Toc16615"/>
       <w:bookmarkStart w:id="236" w:name="_Toc13255"/>
-      <w:bookmarkStart w:id="237" w:name="_Toc16615"/>
+      <w:bookmarkStart w:id="237" w:name="_Toc7821"/>
       <w:bookmarkStart w:id="238" w:name="功能测试"/>
       <w:r>
         <w:t>5.2 功能测试</w:t>
@@ -18743,7 +18746,7 @@
       </w:pPr>
       <w:bookmarkStart w:id="239" w:name="_Toc10191"/>
       <w:bookmarkStart w:id="240" w:name="_Toc1656"/>
-      <w:bookmarkStart w:id="241" w:name="_Toc590"/>
+      <w:bookmarkStart w:id="241" w:name="_Toc3257"/>
       <w:bookmarkStart w:id="242" w:name="核心审计链功能测试"/>
       <w:r>
         <w:t xml:space="preserve">5.2.1 </w:t>
@@ -18938,7 +18941,7 @@
     <w:p>
       <w:pPr>
         <w:pStyle w:val="11"/>
-        <w:spacing w:after="120"/>
+        <w:bidi w:val="0"/>
       </w:pPr>
       <w:r>
         <w:rPr>
@@ -19042,7 +19045,7 @@
     <w:p>
       <w:pPr>
         <w:pStyle w:val="11"/>
-        <w:spacing w:after="120"/>
+        <w:bidi w:val="0"/>
       </w:pPr>
       <w:r>
         <w:rPr>
@@ -19094,8 +19097,8 @@
         <w:bidi w:val="0"/>
       </w:pPr>
       <w:bookmarkStart w:id="246" w:name="_Toc17693"/>
-      <w:bookmarkStart w:id="247" w:name="_Toc29354"/>
-      <w:bookmarkStart w:id="248" w:name="_Toc31439"/>
+      <w:bookmarkStart w:id="247" w:name="_Toc31439"/>
+      <w:bookmarkStart w:id="248" w:name="_Toc13940"/>
       <w:r>
         <w:t>5.2.2 AI治理功能测试（合规性拦截）</w:t>
       </w:r>
@@ -19362,10 +19365,7 @@
     <w:p>
       <w:pPr>
         <w:pStyle w:val="11"/>
-        <w:spacing w:after="120"/>
-        <w:rPr>
-          <w:rFonts w:hAnsi="宋体"/>
-        </w:rPr>
+        <w:bidi w:val="0"/>
       </w:pPr>
       <w:r>
         <w:rPr>
@@ -19418,8 +19418,8 @@
         <w:bidi w:val="0"/>
       </w:pPr>
       <w:bookmarkStart w:id="250" w:name="_Toc14662"/>
-      <w:bookmarkStart w:id="251" w:name="_Toc11419"/>
-      <w:bookmarkStart w:id="252" w:name="_Toc27697"/>
+      <w:bookmarkStart w:id="251" w:name="_Toc27697"/>
+      <w:bookmarkStart w:id="252" w:name="_Toc24632"/>
       <w:bookmarkStart w:id="253" w:name="交互式终端功能测试"/>
       <w:r>
         <w:t>5.2.3 交互式终端功能测试</w:t>
@@ -19690,10 +19690,7 @@
     <w:p>
       <w:pPr>
         <w:pStyle w:val="11"/>
-        <w:spacing w:after="120"/>
-        <w:rPr>
-          <w:rFonts w:hAnsi="宋体"/>
-        </w:rPr>
+        <w:bidi w:val="0"/>
       </w:pPr>
       <w:r>
         <w:rPr>
@@ -19741,9 +19738,9 @@
         <w:pStyle w:val="4"/>
         <w:bidi w:val="0"/>
       </w:pPr>
-      <w:bookmarkStart w:id="255" w:name="_Toc16046"/>
-      <w:bookmarkStart w:id="256" w:name="_Toc12759"/>
-      <w:bookmarkStart w:id="257" w:name="_Toc32465"/>
+      <w:bookmarkStart w:id="255" w:name="_Toc12759"/>
+      <w:bookmarkStart w:id="256" w:name="_Toc32465"/>
+      <w:bookmarkStart w:id="257" w:name="_Toc11901"/>
       <w:r>
         <w:rPr>
           <w:rFonts w:hint="eastAsia"/>
@@ -19984,7 +19981,7 @@
     <w:p>
       <w:pPr>
         <w:pStyle w:val="11"/>
-        <w:spacing w:after="120"/>
+        <w:bidi w:val="0"/>
       </w:pPr>
       <w:r>
         <w:rPr>
@@ -20025,7 +20022,7 @@
       </w:r>
       <w:r>
         <w:rPr>
-          <w:rFonts w:hint="eastAsia" w:hAnsi="宋体"/>
+          <w:rFonts w:hint="eastAsia"/>
         </w:rPr>
         <w:t>后端启动断连自动审计功能</w:t>
       </w:r>
@@ -20228,10 +20225,7 @@
     <w:p>
       <w:pPr>
         <w:pStyle w:val="11"/>
-        <w:spacing w:after="120"/>
-        <w:rPr>
-          <w:rFonts w:hAnsi="宋体"/>
-        </w:rPr>
+        <w:bidi w:val="0"/>
       </w:pPr>
       <w:r>
         <w:rPr>
@@ -20501,12 +20495,7 @@
     <w:p>
       <w:pPr>
         <w:pStyle w:val="11"/>
-        <w:spacing w:after="120"/>
-        <w:rPr>
-          <w:rFonts w:ascii="黑体"/>
-          <w:sz w:val="28"/>
-          <w:szCs w:val="28"/>
-        </w:rPr>
+        <w:bidi w:val="0"/>
       </w:pPr>
       <w:r>
         <w:rPr>
@@ -20558,8 +20547,8 @@
         <w:bidi w:val="0"/>
       </w:pPr>
       <w:bookmarkStart w:id="261" w:name="_Toc19791"/>
-      <w:bookmarkStart w:id="262" w:name="_Toc26100"/>
-      <w:bookmarkStart w:id="263" w:name="_Toc18612"/>
+      <w:bookmarkStart w:id="262" w:name="_Toc18612"/>
+      <w:bookmarkStart w:id="263" w:name="_Toc24496"/>
       <w:r>
         <w:t>5.2.</w:t>
       </w:r>
@@ -20760,7 +20749,7 @@
     <w:p>
       <w:pPr>
         <w:pStyle w:val="11"/>
-        <w:spacing w:after="120"/>
+        <w:bidi w:val="0"/>
       </w:pPr>
       <w:r>
         <w:rPr>
@@ -20983,7 +20972,7 @@
     <w:p>
       <w:pPr>
         <w:pStyle w:val="11"/>
-        <w:spacing w:after="120"/>
+        <w:bidi w:val="0"/>
       </w:pPr>
       <w:r>
         <w:rPr>
@@ -21200,7 +21189,7 @@
     <w:p>
       <w:pPr>
         <w:pStyle w:val="11"/>
-        <w:spacing w:after="120"/>
+        <w:bidi w:val="0"/>
       </w:pPr>
       <w:r>
         <w:rPr>
@@ -21254,7 +21243,7 @@
       </w:pPr>
       <w:bookmarkStart w:id="267" w:name="_Toc23770"/>
       <w:bookmarkStart w:id="268" w:name="_Toc27941"/>
-      <w:bookmarkStart w:id="269" w:name="_Toc16405"/>
+      <w:bookmarkStart w:id="269" w:name="_Toc15364"/>
       <w:bookmarkStart w:id="270" w:name="权限管理功能测试"/>
       <w:r>
         <w:t>5.2.</w:t>
@@ -21495,9 +21484,9 @@
         <w:pStyle w:val="4"/>
         <w:bidi w:val="0"/>
       </w:pPr>
-      <w:bookmarkStart w:id="272" w:name="_Toc26834"/>
-      <w:bookmarkStart w:id="273" w:name="_Toc9065"/>
-      <w:bookmarkStart w:id="274" w:name="_Toc18572"/>
+      <w:bookmarkStart w:id="272" w:name="_Toc9065"/>
+      <w:bookmarkStart w:id="273" w:name="_Toc26834"/>
+      <w:bookmarkStart w:id="274" w:name="_Toc19306"/>
       <w:bookmarkStart w:id="275" w:name="用户体验与协作功能测试"/>
       <w:r>
         <w:t>5.2.</w:t>
@@ -21802,10 +21791,7 @@
     <w:p>
       <w:pPr>
         <w:pStyle w:val="11"/>
-        <w:spacing w:after="120"/>
-        <w:rPr>
-          <w:rFonts w:hAnsi="宋体"/>
-        </w:rPr>
+        <w:bidi w:val="0"/>
       </w:pPr>
       <w:r>
         <w:rPr>
@@ -21875,8 +21861,8 @@
         <w:bidi w:val="0"/>
       </w:pPr>
       <w:bookmarkStart w:id="277" w:name="_Toc14787"/>
-      <w:bookmarkStart w:id="278" w:name="_Toc5768"/>
-      <w:bookmarkStart w:id="279" w:name="_Toc17296"/>
+      <w:bookmarkStart w:id="278" w:name="_Toc17296"/>
+      <w:bookmarkStart w:id="279" w:name="_Toc4994"/>
       <w:bookmarkStart w:id="280" w:name="性能安全性与健壮性分析"/>
       <w:r>
         <w:t>5.3 性能、安全性与健壮性分析</w:t>
@@ -21890,9 +21876,9 @@
         <w:pStyle w:val="4"/>
         <w:bidi w:val="0"/>
       </w:pPr>
-      <w:bookmarkStart w:id="281" w:name="_Toc11957"/>
-      <w:bookmarkStart w:id="282" w:name="_Toc8049"/>
-      <w:bookmarkStart w:id="283" w:name="_Toc12959"/>
+      <w:bookmarkStart w:id="281" w:name="_Toc8049"/>
+      <w:bookmarkStart w:id="282" w:name="_Toc11957"/>
+      <w:bookmarkStart w:id="283" w:name="_Toc28173"/>
       <w:r>
         <w:rPr>
           <w:rFonts w:hint="eastAsia"/>
@@ -22083,7 +22069,7 @@
     <w:tbl>
       <w:tblPr>
         <w:tblStyle w:val="32"/>
-        <w:tblW w:w="4790" w:type="pct"/>
+        <w:tblW w:w="4762" w:type="pct"/>
         <w:jc w:val="center"/>
         <w:tblBorders>
           <w:top w:val="single" w:color="auto" w:sz="4" w:space="0"/>
@@ -22102,11 +22088,11 @@
         </w:tblCellMar>
       </w:tblPr>
       <w:tblGrid>
-        <w:gridCol w:w="2418"/>
+        <w:gridCol w:w="2417"/>
         <w:gridCol w:w="1289"/>
         <w:gridCol w:w="2151"/>
         <w:gridCol w:w="1577"/>
-        <w:gridCol w:w="1679"/>
+        <w:gridCol w:w="1628"/>
       </w:tblGrid>
       <w:tr>
         <w:tblPrEx>
@@ -22205,7 +22191,7 @@
         </w:tc>
         <w:tc>
           <w:tcPr>
-            <w:tcW w:w="1679" w:type="dxa"/>
+            <w:tcW w:w="1628" w:type="dxa"/>
           </w:tcPr>
           <w:p>
             <w:pPr>
@@ -22321,7 +22307,7 @@
         </w:tc>
         <w:tc>
           <w:tcPr>
-            <w:tcW w:w="1679" w:type="dxa"/>
+            <w:tcW w:w="1628" w:type="dxa"/>
           </w:tcPr>
           <w:p>
             <w:pPr>
@@ -22438,7 +22424,7 @@
         </w:tc>
         <w:tc>
           <w:tcPr>
-            <w:tcW w:w="1679" w:type="dxa"/>
+            <w:tcW w:w="1628" w:type="dxa"/>
           </w:tcPr>
           <w:p>
             <w:pPr>
@@ -22555,7 +22541,7 @@
         </w:tc>
         <w:tc>
           <w:tcPr>
-            <w:tcW w:w="1679" w:type="dxa"/>
+            <w:tcW w:w="1628" w:type="dxa"/>
           </w:tcPr>
           <w:p>
             <w:pPr>
@@ -22672,7 +22658,7 @@
         </w:tc>
         <w:tc>
           <w:tcPr>
-            <w:tcW w:w="1679" w:type="dxa"/>
+            <w:tcW w:w="1628" w:type="dxa"/>
           </w:tcPr>
           <w:p>
             <w:pPr>
@@ -22788,7 +22774,7 @@
         </w:tc>
         <w:tc>
           <w:tcPr>
-            <w:tcW w:w="1679" w:type="dxa"/>
+            <w:tcW w:w="1628" w:type="dxa"/>
           </w:tcPr>
           <w:p>
             <w:pPr>
@@ -22812,9 +22798,9 @@
         <w:pStyle w:val="4"/>
         <w:bidi w:val="0"/>
       </w:pPr>
-      <w:bookmarkStart w:id="284" w:name="_Toc22438"/>
+      <w:bookmarkStart w:id="284" w:name="_Toc13917"/>
       <w:bookmarkStart w:id="285" w:name="_Toc14248"/>
-      <w:bookmarkStart w:id="286" w:name="_Toc13917"/>
+      <w:bookmarkStart w:id="286" w:name="_Toc17637"/>
       <w:r>
         <w:rPr>
           <w:rFonts w:hint="eastAsia"/>
@@ -23091,9 +23077,9 @@
         <w:pStyle w:val="4"/>
         <w:bidi w:val="0"/>
       </w:pPr>
-      <w:bookmarkStart w:id="287" w:name="_Toc6748"/>
+      <w:bookmarkStart w:id="287" w:name="_Toc2286"/>
       <w:bookmarkStart w:id="288" w:name="_Toc28624"/>
-      <w:bookmarkStart w:id="289" w:name="_Toc2286"/>
+      <w:bookmarkStart w:id="289" w:name="_Toc20519"/>
       <w:r>
         <w:rPr>
           <w:rFonts w:hint="eastAsia"/>
@@ -23252,8 +23238,8 @@
         <w:bidi w:val="0"/>
       </w:pPr>
       <w:bookmarkStart w:id="291" w:name="_Toc3879"/>
-      <w:bookmarkStart w:id="292" w:name="_Toc9156"/>
-      <w:bookmarkStart w:id="293" w:name="_Toc9804"/>
+      <w:bookmarkStart w:id="292" w:name="_Toc9804"/>
+      <w:bookmarkStart w:id="293" w:name="_Toc30065"/>
       <w:r>
         <w:t>第六章 总结与展望</w:t>
       </w:r>
@@ -23267,9 +23253,9 @@
         <w:pStyle w:val="3"/>
         <w:bidi w:val="0"/>
       </w:pPr>
-      <w:bookmarkStart w:id="294" w:name="_Toc22336"/>
-      <w:bookmarkStart w:id="295" w:name="_Toc15828"/>
-      <w:bookmarkStart w:id="296" w:name="_Toc7714"/>
+      <w:bookmarkStart w:id="294" w:name="_Toc15828"/>
+      <w:bookmarkStart w:id="295" w:name="_Toc22336"/>
+      <w:bookmarkStart w:id="296" w:name="_Toc3348"/>
       <w:bookmarkStart w:id="297" w:name="工作总结"/>
       <w:r>
         <w:t>6.1 工作总结</w:t>
@@ -23286,137 +23272,109 @@
         <w:rPr>
           <w:rFonts w:hint="eastAsia"/>
         </w:rPr>
-        <w:t>本论文围绕现代网络配置管理中存在的安全、追溯和效率等核心痛点，成功设计并实现了一个名为“链踪”的智能网络配置审计系统。通过将区块链的不可变审计思想与AI大语言模型的智能分析能力深度融合，本研究完成的主要工作如下：</w:t>
+        <w:t>本论文围绕</w:t>
+      </w:r>
+      <w:r>
+        <w:rPr>
+          <w:rFonts w:hint="eastAsia"/>
+          <w:lang w:val="en-US" w:eastAsia="zh-CN"/>
+        </w:rPr>
+        <w:t>当</w:t>
+      </w:r>
+      <w:r>
+        <w:rPr>
+          <w:rFonts w:hint="eastAsia"/>
+        </w:rPr>
+        <w:t>代网络配置管理中存在的安全、追溯和效率等核心痛点，成功设计并实现了一个名为“链踪”的智能网络配置审计系统。通过将区块链的不可变审计思想与AI大语言模型的智能分析能力深度融合，本研究完成的主要工作如下：</w:t>
       </w:r>
     </w:p>
     <w:p>
       <w:pPr>
         <w:ind w:firstLine="480"/>
-      </w:pPr>
-      <w:r>
-        <w:rPr>
-          <w:rFonts w:hint="eastAsia"/>
-          <w:b/>
-          <w:bCs/>
-        </w:rPr>
-        <w:t>1</w:t>
-      </w:r>
-      <w:r>
-        <w:rPr>
-          <w:b/>
-          <w:bCs/>
-        </w:rPr>
-        <w:t>.设计并实现了基于哈希链的不可变审计记录机制。</w:t>
-      </w:r>
-      <w:r>
-        <w:rPr>
-          <w:rFonts w:hint="eastAsia"/>
-        </w:rPr>
-        <w:t>我借鉴区块链思想，为每一次配置变更都创建了加密链接的、不可篡改的“区块”记录，并通过中心化的数据库进行高效存储，从根本上保证了配置历史的完整性与可信度。</w:t>
+        <w:rPr>
+          <w:rFonts w:hint="eastAsia"/>
+        </w:rPr>
+      </w:pPr>
+      <w:r>
+        <w:rPr>
+          <w:rFonts w:hint="eastAsia"/>
+        </w:rPr>
+        <w:t>1.</w:t>
+      </w:r>
+      <w:r>
+        <w:rPr>
+          <w:rFonts w:hint="eastAsia"/>
+        </w:rPr>
+        <w:t>借鉴区块链思想设计并实现了基于哈希链的不可变审计记录机制。</w:t>
       </w:r>
     </w:p>
     <w:p>
       <w:pPr>
         <w:ind w:firstLine="480"/>
-      </w:pPr>
-      <w:r>
-        <w:rPr>
-          <w:rFonts w:hint="eastAsia"/>
-          <w:b/>
-          <w:bCs/>
-        </w:rPr>
-        <w:t>2</w:t>
-      </w:r>
-      <w:r>
-        <w:rPr>
-          <w:b/>
-          <w:bCs/>
-        </w:rPr>
-        <w:t>.构建了创新的AI驱动“事前治理”引擎。</w:t>
-      </w:r>
-      <w:r>
-        <w:rPr>
-          <w:rFonts w:hint="eastAsia"/>
-        </w:rPr>
-        <w:t>我通过“策略即代码”的方式，将组织的安全与合规要求转化为AI可理解的自然语言规则，并在配置提交前进行自动化审计，实现了对不合规变更的主动拦截，将传统的事后审计模式提升为事前预防。</w:t>
+        <w:rPr>
+          <w:rFonts w:hint="eastAsia"/>
+        </w:rPr>
+      </w:pPr>
+      <w:r>
+        <w:rPr>
+          <w:rFonts w:hint="eastAsia"/>
+        </w:rPr>
+        <w:t>2.通过“策略即代码”的方式构建了创新的AI驱动“事前治理”引擎。</w:t>
       </w:r>
     </w:p>
     <w:p>
       <w:pPr>
         <w:ind w:firstLine="480"/>
-      </w:pPr>
-      <w:r>
-        <w:rPr>
-          <w:rFonts w:hint="eastAsia"/>
-          <w:b/>
-          <w:bCs/>
-        </w:rPr>
-        <w:t>3</w:t>
-      </w:r>
-      <w:r>
-        <w:rPr>
-          <w:b/>
-          <w:bCs/>
-        </w:rPr>
-        <w:t>.深度集成了多种AI辅助工作流。</w:t>
-      </w:r>
-      <w:r>
-        <w:rPr>
-          <w:rFonts w:hint="eastAsia"/>
-        </w:rPr>
-        <w:t>我利用LLM的强大能力，实现了智能回滚方案生成、自然语言到多厂商配置命令的转换、一键式配置“体检”等功能，显著提升了网络工程师的决策质量与操作效率。</w:t>
+        <w:rPr>
+          <w:rFonts w:hint="eastAsia"/>
+        </w:rPr>
+      </w:pPr>
+      <w:r>
+        <w:rPr>
+          <w:rFonts w:hint="eastAsia"/>
+        </w:rPr>
+        <w:t>3.利用LLM的强大能力深度集成了多种AI辅助工作流。</w:t>
       </w:r>
     </w:p>
     <w:p>
       <w:pPr>
         <w:ind w:firstLine="480"/>
-      </w:pPr>
-      <w:r>
-        <w:rPr>
-          <w:rFonts w:hint="eastAsia"/>
-          <w:b/>
-          <w:bCs/>
-        </w:rPr>
-        <w:t>4</w:t>
-      </w:r>
-      <w:r>
-        <w:rPr>
-          <w:b/>
-          <w:bCs/>
-        </w:rPr>
-        <w:t>.开发了兼顾安全与体验的实时交互终端。</w:t>
-      </w:r>
-      <w:r>
-        <w:rPr>
-          <w:rFonts w:hint="eastAsia"/>
-        </w:rPr>
-        <w:t>我通过WebSocket与SSH桥接技术，在Web端复现了原生的CLI交互体验，并设计了可靠的高危命令拦截机制，形成了安全的操作闭环。</w:t>
+        <w:rPr>
+          <w:rFonts w:hint="eastAsia"/>
+        </w:rPr>
+      </w:pPr>
+      <w:r>
+        <w:rPr>
+          <w:rFonts w:hint="eastAsia"/>
+        </w:rPr>
+        <w:t>4.通过WebSocket与SSH桥接技术开发了兼顾安全与体验的实时交互终端。</w:t>
       </w:r>
     </w:p>
     <w:p>
       <w:pPr>
         <w:ind w:firstLine="480"/>
-      </w:pPr>
-      <w:r>
-        <w:rPr>
-          <w:rFonts w:hint="eastAsia"/>
-          <w:b/>
-          <w:bCs/>
-        </w:rPr>
-        <w:t>5</w:t>
-      </w:r>
-      <w:r>
-        <w:rPr>
-          <w:b/>
-          <w:bCs/>
-        </w:rPr>
-        <w:t>.搭建了完整的企业级协作平台框架。</w:t>
-      </w:r>
-      <w:r>
-        <w:rPr>
-          <w:rFonts w:hint="eastAsia"/>
-        </w:rPr>
-        <w:t>我设计并实现了前后端分离架构，构建了基于角色的访问控制（RBAC）和原子化的权限下放模型，并提供了用户管理、动态模板、批量部署、审计日志等一系列企业级功能。</w:t>
+        <w:rPr>
+          <w:rFonts w:hint="eastAsia"/>
+        </w:rPr>
+      </w:pPr>
+      <w:r>
+        <w:rPr>
+          <w:rFonts w:hint="eastAsia"/>
+        </w:rPr>
+        <w:t>5.设计并实现了前后端分离架构</w:t>
+      </w:r>
+      <w:r>
+        <w:rPr>
+          <w:rFonts w:hint="eastAsia"/>
+          <w:lang w:val="en-US" w:eastAsia="zh-CN"/>
+        </w:rPr>
+        <w:t>并</w:t>
+      </w:r>
+      <w:r>
+        <w:rPr>
+          <w:rFonts w:hint="eastAsia"/>
+        </w:rPr>
+        <w:t>搭建了完整的企业级协作平台框架。</w:t>
       </w:r>
     </w:p>
     <w:p>
@@ -23429,28 +23387,23 @@
         </w:rPr>
         <w:t>通过系统性的功能测试，我验证了上述各项功能的稳定性和有效性，证明了本设计方案的可行性与实用价值。</w:t>
       </w:r>
-    </w:p>
-    <w:bookmarkEnd w:id="297"/>
-    <w:p>
+      <w:bookmarkEnd w:id="297"/>
       <w:bookmarkStart w:id="298" w:name="_Toc12552"/>
-      <w:bookmarkStart w:id="299" w:name="_Toc2489"/>
-      <w:bookmarkStart w:id="300" w:name="_Toc32453"/>
-      <w:bookmarkStart w:id="301" w:name="创新点总结"/>
-      <w:r>
-        <w:br w:type="page"/>
-      </w:r>
+      <w:bookmarkStart w:id="299" w:name="_Toc32453"/>
+      <w:bookmarkStart w:id="300" w:name="创新点总结"/>
     </w:p>
     <w:p>
       <w:pPr>
         <w:pStyle w:val="3"/>
         <w:bidi w:val="0"/>
       </w:pPr>
+      <w:bookmarkStart w:id="301" w:name="_Toc22933"/>
       <w:r>
         <w:t>6.2 创新点总结</w:t>
       </w:r>
       <w:bookmarkEnd w:id="298"/>
       <w:bookmarkEnd w:id="299"/>
-      <w:bookmarkEnd w:id="300"/>
+      <w:bookmarkEnd w:id="301"/>
     </w:p>
     <w:p>
       <w:pPr>
@@ -23539,7 +23492,7 @@
         <w:spacing w:before="0" w:after="0"/>
         <w:ind w:left="480" w:leftChars="200"/>
         <w:rPr>
-          <w:rFonts w:hAnsi="宋体"/>
+          <w:rFonts w:hint="eastAsia" w:hAnsi="宋体"/>
         </w:rPr>
       </w:pPr>
       <w:r>
@@ -23573,15 +23526,35 @@
         <w:t>在提供原生CLI般流畅体验的实时终端中，我通过对底层终端协议的深入研究和实现，达成了100%可靠的安全策略强制执行，成功地在用户体验与系统安全之间找到了一个精妙的平衡点。</w:t>
       </w:r>
     </w:p>
-    <w:bookmarkEnd w:id="301"/>
+    <w:p>
+      <w:pPr>
+        <w:pStyle w:val="43"/>
+        <w:spacing w:before="0" w:after="0"/>
+        <w:ind w:left="480" w:leftChars="200"/>
+        <w:rPr>
+          <w:rFonts w:hint="eastAsia" w:hAnsi="宋体"/>
+        </w:rPr>
+      </w:pPr>
+    </w:p>
+    <w:p>
+      <w:pPr>
+        <w:pStyle w:val="43"/>
+        <w:spacing w:before="0" w:after="0"/>
+        <w:ind w:left="480" w:leftChars="200"/>
+        <w:rPr>
+          <w:rFonts w:hint="eastAsia" w:hAnsi="宋体"/>
+        </w:rPr>
+      </w:pPr>
+    </w:p>
+    <w:bookmarkEnd w:id="300"/>
     <w:p>
       <w:pPr>
         <w:pStyle w:val="3"/>
         <w:bidi w:val="0"/>
       </w:pPr>
       <w:bookmarkStart w:id="302" w:name="_Toc25100"/>
-      <w:bookmarkStart w:id="303" w:name="_Toc7057"/>
-      <w:bookmarkStart w:id="304" w:name="_Toc24611"/>
+      <w:bookmarkStart w:id="303" w:name="_Toc24611"/>
+      <w:bookmarkStart w:id="304" w:name="_Toc31747"/>
       <w:bookmarkStart w:id="305" w:name="不足之处与未来展望"/>
       <w:r>
         <w:t>6.3 不足之处与未来展望</w:t>
@@ -23606,9 +23579,9 @@
         <w:pStyle w:val="4"/>
         <w:bidi w:val="0"/>
       </w:pPr>
-      <w:bookmarkStart w:id="306" w:name="_Toc31270"/>
-      <w:bookmarkStart w:id="307" w:name="_Toc20441"/>
-      <w:bookmarkStart w:id="308" w:name="_Toc25967"/>
+      <w:bookmarkStart w:id="306" w:name="_Toc20441"/>
+      <w:bookmarkStart w:id="307" w:name="_Toc25967"/>
+      <w:bookmarkStart w:id="308" w:name="_Toc30299"/>
       <w:r>
         <w:rPr>
           <w:rFonts w:hint="eastAsia"/>
@@ -23706,7 +23679,7 @@
         <w:spacing w:before="0" w:after="0"/>
         <w:ind w:left="480" w:leftChars="200"/>
         <w:rPr>
-          <w:rFonts w:hAnsi="宋体"/>
+          <w:rFonts w:hint="eastAsia"/>
         </w:rPr>
       </w:pPr>
       <w:r>
@@ -23732,28 +23705,15 @@
         </w:rPr>
         <w:t>虽然实现了原子化权限下放，但仍基于固定的“管理员/操作员”双角色模型，不支持更灵活的自定义角色创建。</w:t>
       </w:r>
-    </w:p>
-    <w:p>
-      <w:pPr>
-        <w:rPr>
-          <w:rFonts w:hint="eastAsia"/>
-        </w:rPr>
-      </w:pPr>
-      <w:bookmarkStart w:id="309" w:name="_Toc25016"/>
-      <w:bookmarkStart w:id="310" w:name="_Toc1508"/>
-      <w:bookmarkStart w:id="311" w:name="_Toc11328"/>
-      <w:r>
-        <w:rPr>
-          <w:rFonts w:hint="eastAsia"/>
-        </w:rPr>
-        <w:br w:type="page"/>
-      </w:r>
+      <w:bookmarkStart w:id="309" w:name="_Toc1508"/>
+      <w:bookmarkStart w:id="310" w:name="_Toc25016"/>
     </w:p>
     <w:p>
       <w:pPr>
         <w:pStyle w:val="4"/>
         <w:bidi w:val="0"/>
       </w:pPr>
+      <w:bookmarkStart w:id="311" w:name="_Toc13855"/>
       <w:r>
         <w:rPr>
           <w:rFonts w:hint="eastAsia"/>
@@ -23793,7 +23753,7 @@
         <w:rPr>
           <w:rFonts w:hint="eastAsia" w:hAnsi="宋体"/>
         </w:rPr>
-        <w:t>项目前瞻性评估，未来的研究与开发工作可以从以下几个方向展开：</w:t>
+        <w:t>项目前瞻性评估，未来的研究开发工作可以从以下几个方向展开：</w:t>
       </w:r>
     </w:p>
     <w:p>
@@ -23837,7 +23797,15 @@
         <w:rPr>
           <w:rFonts w:hint="eastAsia" w:hAnsi="宋体"/>
         </w:rPr>
-        <w:t>将后端存储迁移至PostgreSQL等生产级数据库，并引入Celery等任务队列，将AI分析等耗时操作异步化处理，以应对更大规模、更高并发的企业环境。</w:t>
+        <w:t>将后端存储迁移至Postg</w:t>
+      </w:r>
+      <w:bookmarkStart w:id="347" w:name="_GoBack"/>
+      <w:bookmarkEnd w:id="347"/>
+      <w:r>
+        <w:rPr>
+          <w:rFonts w:hint="eastAsia" w:hAnsi="宋体"/>
+        </w:rPr>
+        <w:t>reSQL等生产级数据库，并引入Celery等任务队列，将AI分析等耗时操作异步化处理，以应对更大规模、更高并发的企业环境。</w:t>
       </w:r>
     </w:p>
     <w:p>
@@ -23850,7 +23818,8 @@
         <w:spacing w:before="0" w:after="0"/>
         <w:ind w:left="480" w:leftChars="200"/>
         <w:rPr>
-          <w:rFonts w:hAnsi="宋体"/>
+          <w:rFonts w:hint="eastAsia" w:hAnsi="宋体" w:eastAsia="宋体"/>
+          <w:lang w:eastAsia="zh-CN"/>
         </w:rPr>
       </w:pPr>
       <w:r>
@@ -23882,6 +23851,13 @@
           <w:rFonts w:hint="eastAsia" w:hAnsi="宋体"/>
         </w:rPr>
         <w:t>这是最具价值的下一步演进方向。通过在后端集成拓扑发现能力（例如，自动执行show cdp/lldp neighbor等命令并由AI解析），在前端实现网络拓扑的可视化。在此基础上，可以进一步开发“变更影响分析”功能，在配置变更前，利用AI结合拓扑关系和邻居设备配置，预测该变更可能带来的潜在联动风险，实现更高层次的智能决策支持。</w:t>
+      </w:r>
+      <w:r>
+        <w:rPr>
+          <w:rFonts w:hint="eastAsia" w:hAnsi="宋体"/>
+          <w:lang w:eastAsia="zh-CN"/>
+        </w:rPr>
+        <w:t>、</w:t>
       </w:r>
     </w:p>
     <w:p>
@@ -23918,19 +23894,8 @@
       <w:r>
         <w:t>总而言之，“链踪”项目不仅是本次毕业设计的成果，更是一个具有广阔应用前景和持续演进潜力的技术平台。它为如何利用前沿技术解决传统运维难题，提供了一个有益的探索和实践。</w:t>
       </w:r>
-    </w:p>
-    <w:bookmarkEnd w:id="305"/>
-    <w:p>
-      <w:pPr>
-        <w:ind w:firstLine="480"/>
-      </w:pPr>
+      <w:bookmarkEnd w:id="305"/>
       <w:bookmarkStart w:id="312" w:name="参考文献"/>
-      <w:r>
-        <w:rPr>
-          <w:rFonts w:hint="eastAsia"/>
-        </w:rPr>
-        <w:t>　　</w:t>
-      </w:r>
     </w:p>
     <w:p>
       <w:pPr>
@@ -23945,9 +23910,9 @@
         <w:pStyle w:val="2"/>
         <w:bidi w:val="0"/>
       </w:pPr>
-      <w:bookmarkStart w:id="313" w:name="_Toc19924"/>
-      <w:bookmarkStart w:id="314" w:name="_Toc6884"/>
-      <w:bookmarkStart w:id="315" w:name="_Toc29621"/>
+      <w:bookmarkStart w:id="313" w:name="_Toc6884"/>
+      <w:bookmarkStart w:id="314" w:name="_Toc29621"/>
+      <w:bookmarkStart w:id="315" w:name="_Toc12124"/>
       <w:r>
         <w:t>参考文献</w:t>
       </w:r>
@@ -24301,7 +24266,7 @@
       </w:pPr>
       <w:bookmarkStart w:id="317" w:name="_Toc6819"/>
       <w:bookmarkStart w:id="318" w:name="_Toc8824"/>
-      <w:bookmarkStart w:id="319" w:name="_Toc7455"/>
+      <w:bookmarkStart w:id="319" w:name="_Toc2871"/>
       <w:bookmarkStart w:id="320" w:name="附录"/>
       <w:r>
         <w:t>附录</w:t>
@@ -24316,9 +24281,9 @@
         <w:pStyle w:val="3"/>
         <w:bidi w:val="0"/>
       </w:pPr>
-      <w:bookmarkStart w:id="321" w:name="_Toc16411"/>
-      <w:bookmarkStart w:id="322" w:name="_Toc31474"/>
-      <w:bookmarkStart w:id="323" w:name="_Toc13338"/>
+      <w:bookmarkStart w:id="321" w:name="_Toc31474"/>
+      <w:bookmarkStart w:id="322" w:name="_Toc13338"/>
+      <w:bookmarkStart w:id="323" w:name="_Toc3429"/>
       <w:bookmarkStart w:id="324" w:name="附录a-核心后端代码实现"/>
       <w:r>
         <w:t>附录A 核心后端代码实现</w:t>
@@ -24340,9 +24305,9 @@
         <w:pStyle w:val="4"/>
         <w:bidi w:val="0"/>
       </w:pPr>
-      <w:bookmarkStart w:id="325" w:name="_Toc23999"/>
-      <w:bookmarkStart w:id="326" w:name="_Toc3615"/>
-      <w:bookmarkStart w:id="327" w:name="_Toc6935"/>
+      <w:bookmarkStart w:id="325" w:name="_Toc3615"/>
+      <w:bookmarkStart w:id="326" w:name="_Toc6935"/>
+      <w:bookmarkStart w:id="327" w:name="_Toc16460"/>
       <w:r>
         <w:t>代码清单A-1</w:t>
       </w:r>
@@ -24511,9 +24476,9 @@
         <w:pStyle w:val="4"/>
         <w:bidi w:val="0"/>
       </w:pPr>
-      <w:bookmarkStart w:id="328" w:name="_Toc1396"/>
-      <w:bookmarkStart w:id="329" w:name="_Toc22854"/>
-      <w:bookmarkStart w:id="330" w:name="_Toc6236"/>
+      <w:bookmarkStart w:id="328" w:name="_Toc22854"/>
+      <w:bookmarkStart w:id="329" w:name="_Toc6236"/>
+      <w:bookmarkStart w:id="330" w:name="_Toc19247"/>
       <w:r>
         <w:t>代码清单A-2</w:t>
       </w:r>
@@ -24834,9 +24799,9 @@
         <w:pStyle w:val="4"/>
         <w:bidi w:val="0"/>
       </w:pPr>
-      <w:bookmarkStart w:id="331" w:name="_Toc18139"/>
-      <w:bookmarkStart w:id="332" w:name="_Toc14368"/>
-      <w:bookmarkStart w:id="333" w:name="_Toc3875"/>
+      <w:bookmarkStart w:id="331" w:name="_Toc14368"/>
+      <w:bookmarkStart w:id="332" w:name="_Toc18139"/>
+      <w:bookmarkStart w:id="333" w:name="_Toc4083"/>
       <w:r>
         <w:t>代码清单A-3</w:t>
       </w:r>
@@ -25102,9 +25067,9 @@
         <w:pStyle w:val="3"/>
         <w:bidi w:val="0"/>
       </w:pPr>
-      <w:bookmarkStart w:id="334" w:name="_Toc10144"/>
+      <w:bookmarkStart w:id="334" w:name="_Toc16396"/>
       <w:bookmarkStart w:id="335" w:name="_Toc16619"/>
-      <w:bookmarkStart w:id="336" w:name="_Toc16396"/>
+      <w:bookmarkStart w:id="336" w:name="_Toc24783"/>
       <w:bookmarkStart w:id="337" w:name="附录b-核心前端代码实现"/>
       <w:r>
         <w:t>附录B 核心前端代码实现</w:t>
@@ -25126,9 +25091,9 @@
         <w:pStyle w:val="4"/>
         <w:bidi w:val="0"/>
       </w:pPr>
-      <w:bookmarkStart w:id="338" w:name="_Toc21951"/>
-      <w:bookmarkStart w:id="339" w:name="_Toc14977"/>
-      <w:bookmarkStart w:id="340" w:name="_Toc10449"/>
+      <w:bookmarkStart w:id="338" w:name="_Toc14977"/>
+      <w:bookmarkStart w:id="339" w:name="_Toc10449"/>
+      <w:bookmarkStart w:id="340" w:name="_Toc25203"/>
       <w:r>
         <w:t>代码清单B-1</w:t>
       </w:r>
@@ -25545,9 +25510,9 @@
         <w:pStyle w:val="4"/>
         <w:bidi w:val="0"/>
       </w:pPr>
-      <w:bookmarkStart w:id="341" w:name="_Toc17887"/>
-      <w:bookmarkStart w:id="342" w:name="_Toc2648"/>
-      <w:bookmarkStart w:id="343" w:name="_Toc23565"/>
+      <w:bookmarkStart w:id="341" w:name="_Toc2648"/>
+      <w:bookmarkStart w:id="342" w:name="_Toc17887"/>
+      <w:bookmarkStart w:id="343" w:name="_Toc19412"/>
       <w:r>
         <w:t>代码清单B-2</w:t>
       </w:r>
@@ -25898,9 +25863,9 @@
         <w:pStyle w:val="2"/>
         <w:bidi w:val="0"/>
       </w:pPr>
-      <w:bookmarkStart w:id="344" w:name="_Toc31214"/>
-      <w:bookmarkStart w:id="345" w:name="_Toc28883"/>
-      <w:bookmarkStart w:id="346" w:name="_Toc27924"/>
+      <w:bookmarkStart w:id="344" w:name="_Toc27924"/>
+      <w:bookmarkStart w:id="345" w:name="_Toc31214"/>
+      <w:bookmarkStart w:id="346" w:name="_Toc9206"/>
       <w:r>
         <w:t>致谢</w:t>
       </w:r>
@@ -26991,11 +26956,11 @@
     <w:qFormat/>
     <w:uiPriority w:val="0"/>
     <w:pPr>
-      <w:spacing w:after="50" w:afterLines="50" w:line="240" w:lineRule="auto"/>
+      <w:spacing w:after="120" w:afterLines="50" w:line="240" w:lineRule="auto"/>
       <w:jc w:val="center"/>
     </w:pPr>
     <w:rPr>
-      <w:rFonts w:ascii="Arial" w:hAnsi="Arial" w:eastAsia="黑体"/>
+      <w:rFonts w:ascii="黑体" w:hAnsi="黑体" w:eastAsia="黑体"/>
       <w:sz w:val="21"/>
     </w:rPr>
   </w:style>
@@ -27310,9 +27275,10 @@
     <w:qFormat/>
     <w:uiPriority w:val="0"/>
     <w:rPr>
-      <w:rFonts w:ascii="Arial" w:hAnsi="Arial" w:eastAsia="黑体"/>
+      <w:rFonts w:ascii="黑体" w:hAnsi="黑体" w:eastAsia="黑体" w:cs="Times New Roman"/>
       <w:kern w:val="2"/>
       <w:sz w:val="21"/>
+      <w:lang w:val="en-US" w:eastAsia="zh-CN" w:bidi="ar-SA"/>
     </w:rPr>
   </w:style>
   <w:style w:type="paragraph" w:customStyle="1" w:styleId="42">
@@ -28218,6 +28184,9 @@
     <w:pPr>
       <w:spacing w:before="50" w:beforeLines="50" w:after="0" w:afterLines="0"/>
     </w:pPr>
+    <w:rPr>
+      <w:rFonts w:ascii="黑体" w:hAnsi="黑体"/>
+    </w:rPr>
   </w:style>
   <w:style w:type="character" w:customStyle="1" w:styleId="114">
     <w:name w:val="表注 字符"/>
@@ -28226,7 +28195,7 @@
     <w:qFormat/>
     <w:uiPriority w:val="0"/>
     <w:rPr>
-      <w:rFonts w:ascii="Arial" w:hAnsi="Arial" w:eastAsia="黑体"/>
+      <w:rFonts w:ascii="黑体" w:hAnsi="黑体" w:eastAsia="黑体"/>
       <w:kern w:val="2"/>
       <w:sz w:val="21"/>
     </w:rPr>
